--- a/apps/api/templates/Программа ИЭИ актуальная.docx
+++ b/apps/api/templates/Программа ИЭИ актуальная.docx
@@ -7115,35 +7115,6 @@
               <w:rPr>
                 <w:rFonts w:ascii="Times New Roman" w:hAnsi="Times New Roman"/>
                 <w:i/>
-                <w:sz w:val="24"/>
-                <w:szCs w:val="24"/>
-                <w:highlight w:val="lightGray"/>
-              </w:rPr>
-            </w:pPr>
-            <w:r>
-              <w:rPr>
-                <w:rFonts w:ascii="Times New Roman" w:hAnsi="Times New Roman"/>
-                <w:i/>
-                <w:sz w:val="24"/>
-                <w:szCs w:val="24"/>
-                <w:highlight w:val="lightGray"/>
-              </w:rPr>
-              <w:t>социально-экономические исследования;</w:t>
-            </w:r>
-          </w:p>
-          <w:p>
-            <w:pPr>
-              <w:pStyle w:val="28"/>
-              <w:numPr>
-                <w:ilvl w:val="0"/>
-                <w:numId w:val="4"/>
-              </w:numPr>
-              <w:spacing w:after="0" w:line="240" w:lineRule="auto"/>
-              <w:ind w:left="318" w:hanging="284"/>
-              <w:jc w:val="both"/>
-              <w:rPr>
-                <w:rFonts w:ascii="Times New Roman" w:hAnsi="Times New Roman"/>
-                <w:i/>
                 <w:color w:val="000000"/>
                 <w:sz w:val="24"/>
                 <w:szCs w:val="24"/>
@@ -9759,142 +9730,6 @@
                       <w:highlight w:val="green"/>
                     </w:rPr>
                     <w:t xml:space="preserve">Характеристика почвенного покрова, растительного и животного мира участка</w:t>
-                  </w:r>
-                </w:p>
-              </w:tc>
-              <w:tc>
-                <w:tcPr>
-                  <w:tcW w:w="739" w:type="pct"/>
-                  <w:gridSpan w:val="2"/>
-                  <w:noWrap w:val="0"/>
-                  <w:vAlign w:val="center"/>
-                </w:tcPr>
-                <w:p>
-                  <w:pPr>
-                    <w:ind w:left="-113" w:right="-113"/>
-                    <w:jc w:val="center"/>
-                    <w:rPr>
-                      <w:i/>
-                      <w:sz w:val="22"/>
-                      <w:szCs w:val="22"/>
-                      <w:highlight w:val="green"/>
-                    </w:rPr>
-                  </w:pPr>
-                  <w:r>
-                    <w:rPr>
-                      <w:i/>
-                      <w:sz w:val="22"/>
-                      <w:szCs w:val="22"/>
-                      <w:highlight w:val="green"/>
-                    </w:rPr>
-                    <w:t>объект</w:t>
-                  </w:r>
-                </w:p>
-              </w:tc>
-              <w:tc>
-                <w:tcPr>
-                  <w:tcW w:w="495" w:type="pct"/>
-                  <w:noWrap w:val="0"/>
-                  <w:vAlign w:val="center"/>
-                </w:tcPr>
-                <w:p>
-                  <w:pPr>
-                    <w:jc w:val="center"/>
-                    <w:rPr>
-                      <w:bCs/>
-                      <w:i/>
-                      <w:sz w:val="22"/>
-                      <w:szCs w:val="22"/>
-                      <w:highlight w:val="green"/>
-                    </w:rPr>
-                  </w:pPr>
-                  <w:r>
-                    <w:rPr>
-                      <w:bCs/>
-                      <w:i/>
-                      <w:sz w:val="22"/>
-                      <w:szCs w:val="22"/>
-                      <w:highlight w:val="green"/>
-                    </w:rPr>
-                    <w:t>1</w:t>
-                  </w:r>
-                </w:p>
-              </w:tc>
-            </w:tr>
-            <w:tr>
-              <w:trPr>
-                <w:cantSplit/>
-              </w:trPr>
-              <w:tc>
-                <w:tcPr>
-                  <w:tcW w:w="349" w:type="pct"/>
-                  <w:noWrap w:val="0"/>
-                  <w:vAlign w:val="center"/>
-                </w:tcPr>
-                <w:p>
-                  <w:pPr>
-                    <w:numPr>
-                      <w:ilvl w:val="0"/>
-                      <w:numId w:val="8"/>
-                    </w:numPr>
-                    <w:ind w:left="113" w:right="-57" w:firstLine="0"/>
-                    <w:jc w:val="center"/>
-                    <w:rPr>
-                      <w:i/>
-                      <w:sz w:val="22"/>
-                      <w:szCs w:val="22"/>
-                    </w:rPr>
-                  </w:pPr>
-                </w:p>
-              </w:tc>
-              <w:tc>
-                <w:tcPr>
-                  <w:tcW w:w="3417" w:type="pct"/>
-                  <w:noWrap w:val="0"/>
-                  <w:vAlign w:val="center"/>
-                </w:tcPr>
-                <w:p>
-                  <w:pPr>
-                    <w:jc w:val="center"/>
-                    <w:rPr>
-                      <w:bCs/>
-                      <w:i/>
-                      <w:sz w:val="22"/>
-                      <w:szCs w:val="22"/>
-                      <w:highlight w:val="green"/>
-                    </w:rPr>
-                  </w:pPr>
-                  <w:r>
-                    <w:rPr>
-                      <w:bCs/>
-                      <w:i/>
-                      <w:sz w:val="22"/>
-                      <w:szCs w:val="22"/>
-                      <w:highlight w:val="green"/>
-                    </w:rPr>
-                    <w:t xml:space="preserve">Характеристика социально-экономических условий</w:t>
-                  </w:r>
-                </w:p>
-                <w:p>
-                  <w:pPr>
-                    <w:jc w:val="center"/>
-                    <w:rPr>
-                      <w:bCs/>
-                      <w:i/>
-                      <w:sz w:val="22"/>
-                      <w:szCs w:val="22"/>
-                      <w:highlight w:val="green"/>
-                    </w:rPr>
-                  </w:pPr>
-                  <w:r>
-                    <w:rPr>
-                      <w:bCs/>
-                      <w:i/>
-                      <w:sz w:val="22"/>
-                      <w:szCs w:val="22"/>
-                      <w:highlight w:val="green"/>
-                    </w:rPr>
-                    <w:t>и хозяйственного использования территории</w:t>
                   </w:r>
                 </w:p>
               </w:tc>

--- a/apps/api/templates/Программа ИЭИ актуальная.docx
+++ b/apps/api/templates/Программа ИЭИ актуальная.docx
@@ -1,6 +1,6 @@
 
 <file path=word/document.xml><?xml version="1.0" encoding="utf-8"?>
-<w:document xmlns:wpc="http://schemas.microsoft.com/office/word/2010/wordprocessingCanvas" xmlns:mc="http://schemas.openxmlformats.org/markup-compatibility/2006" xmlns:o="urn:schemas-microsoft-com:office:office" xmlns:r="http://schemas.openxmlformats.org/officeDocument/2006/relationships" xmlns:m="http://schemas.openxmlformats.org/officeDocument/2006/math" xmlns:v="urn:schemas-microsoft-com:vml" xmlns:wp14="http://schemas.microsoft.com/office/word/2010/wordprocessingDrawing" xmlns:wp="http://schemas.openxmlformats.org/drawingml/2006/wordprocessingDrawing" xmlns:w="http://schemas.openxmlformats.org/wordprocessingml/2006/main" xmlns:w14="http://schemas.microsoft.com/office/word/2010/wordml" xmlns:w10="urn:schemas-microsoft-com:office:word" xmlns:w15="http://schemas.microsoft.com/office/word/2012/wordml" xmlns:wpg="http://schemas.microsoft.com/office/word/2010/wordprocessingGroup" xmlns:wpi="http://schemas.microsoft.com/office/word/2010/wordprocessingInk" xmlns:wne="http://schemas.microsoft.com/office/word/2006/wordml" xmlns:wps="http://schemas.microsoft.com/office/word/2010/wordprocessingShape" xmlns:wpsCustomData="http://www.wps.cn/officeDocument/2013/wpsCustomData" mc:Ignorable="w14 w15 wp14">
+<w:document xmlns:wpc="http://schemas.microsoft.com/office/word/2010/wordprocessingCanvas" xmlns:cx="http://schemas.microsoft.com/office/drawing/2014/chartex" xmlns:cx1="http://schemas.microsoft.com/office/drawing/2015/9/8/chartex" xmlns:cx2="http://schemas.microsoft.com/office/drawing/2015/10/21/chartex" xmlns:cx3="http://schemas.microsoft.com/office/drawing/2016/5/9/chartex" xmlns:cx4="http://schemas.microsoft.com/office/drawing/2016/5/10/chartex" xmlns:cx5="http://schemas.microsoft.com/office/drawing/2016/5/11/chartex" xmlns:cx6="http://schemas.microsoft.com/office/drawing/2016/5/12/chartex" xmlns:cx7="http://schemas.microsoft.com/office/drawing/2016/5/13/chartex" xmlns:cx8="http://schemas.microsoft.com/office/drawing/2016/5/14/chartex" xmlns:mc="http://schemas.openxmlformats.org/markup-compatibility/2006" xmlns:o="urn:schemas-microsoft-com:office:office" xmlns:r="http://schemas.openxmlformats.org/officeDocument/2006/relationships" xmlns:m="http://schemas.openxmlformats.org/officeDocument/2006/math" xmlns:v="urn:schemas-microsoft-com:vml" xmlns:wp14="http://schemas.microsoft.com/office/word/2010/wordprocessingDrawing" xmlns:wp="http://schemas.openxmlformats.org/drawingml/2006/wordprocessingDrawing" xmlns:w="http://schemas.openxmlformats.org/wordprocessingml/2006/main" xmlns:w14="http://schemas.microsoft.com/office/word/2010/wordml" xmlns:w10="urn:schemas-microsoft-com:office:word" xmlns:w15="http://schemas.microsoft.com/office/word/2012/wordml" xmlns:wpg="http://schemas.microsoft.com/office/word/2010/wordprocessingGroup" xmlns:wpi="http://schemas.microsoft.com/office/word/2010/wordprocessingInk" xmlns:wne="http://schemas.microsoft.com/office/word/2006/wordml" xmlns:wps="http://schemas.microsoft.com/office/word/2010/wordprocessingShape" xmlns:wpsCustomData="http://www.wps.cn/officeDocument/2013/wpsCustomData" mc:Ignorable="w14 w15 wp14">
   <w:body>
     <w:p>
       <w:pPr>
@@ -1269,7 +1269,7 @@
           <w:caps/>
           <w:szCs w:val="28"/>
         </w:rPr>
-        <w:t xml:space="preserve">Программа</w:t>
+        <w:t>Программа</w:t>
       </w:r>
     </w:p>
     <w:p>
@@ -1463,8 +1463,6 @@
           <w:szCs w:val="24"/>
         </w:rPr>
       </w:pPr>
-      <w:bookmarkStart w:id="6" w:name="_GoBack"/>
-      <w:bookmarkEnd w:id="6"/>
     </w:p>
     <w:p>
       <w:pPr>
@@ -1959,7 +1957,7 @@
                 <w:sz w:val="22"/>
                 <w:szCs w:val="22"/>
               </w:rPr>
-              <w:t xml:space="preserve">Наименование и местонахождение заказчика</w:t>
+              <w:t>Наименование и местонахождение заказчика</w:t>
             </w:r>
           </w:p>
         </w:tc>
@@ -2042,7 +2040,7 @@
                 <w:szCs w:val="24"/>
                 <w:u w:val="single"/>
               </w:rPr>
-              <w:t xml:space="preserve">, ОГРН</w:t>
+              <w:t>, ОГРН</w:t>
             </w:r>
             <w:r>
               <w:rPr>
@@ -2278,7 +2276,7 @@
                 <w:sz w:val="24"/>
                 <w:szCs w:val="24"/>
               </w:rPr>
-              <w:t xml:space="preserve">,</w:t>
+              <w:t>,</w:t>
             </w:r>
           </w:p>
           <w:p>
@@ -2655,7 +2653,7 @@
                 <w:sz w:val="24"/>
                 <w:szCs w:val="24"/>
               </w:rPr>
-              <w:t xml:space="preserve">Заместитель директора - главный инженер</w:t>
+              <w:t>Заместитель директора - главный инженер</w:t>
             </w:r>
           </w:p>
           <w:p>
@@ -2706,15 +2704,6 @@
                 <w:szCs w:val="24"/>
               </w:rPr>
               <w:t>+79165230036</w:t>
-            </w:r>
-            <w:r>
-              <w:rPr>
-                <w:i/>
-                <w:color w:val="FF0000"/>
-                <w:sz w:val="24"/>
-                <w:szCs w:val="24"/>
-              </w:rPr>
-              <w:t xml:space="preserve"/>
             </w:r>
           </w:p>
           <w:p>
@@ -2841,7 +2830,7 @@
                 <w:sz w:val="24"/>
                 <w:szCs w:val="24"/>
               </w:rPr>
-              <w:t xml:space="preserve">Инженерно-экологические изыскания (ИЭИ) выполняют для оценки современного состояния территории для экологического обоснования строительства, для обеспечения благоприятных условий жизни населения, обеспечения безопасности зданий, сооружений, территории и предотвращения, снижения или ликвидации неблагоприятных воздействий на окружающую среду.</w:t>
+              <w:t>Инженерно-экологические изыскания (ИЭИ) выполняют для оценки современного состояния территории для экологического обоснования строительства, для обеспечения благоприятных условий жизни населения, обеспечения безопасности зданий, сооружений, территории и предотвращения, снижения или ликвидации неблагоприятных воздействий на окружающую среду.</w:t>
             </w:r>
           </w:p>
           <w:p>
@@ -2865,7 +2854,7 @@
                 <w:sz w:val="24"/>
                 <w:szCs w:val="24"/>
               </w:rPr>
-              <w:t xml:space="preserve">Задачи ИЭИ определены видом разрабатываемой градостроительной документации – подготовка проектной документации – и особенностями природной и техногенной обстановки территории изысканий –</w:t>
+              <w:t>Задачи ИЭИ определены видом разрабатываемой градостроительной документации – подготовка проектной документации – и особенностями природной и техногенной обстановки территории изысканий –</w:t>
             </w:r>
             <w:r>
               <w:rPr>
@@ -2883,15 +2872,6 @@
                 <w:color w:val="000000"/>
                 <w:sz w:val="24"/>
                 <w:szCs w:val="24"/>
-              </w:rPr>
-              <w:t xml:space="preserve"/>
-            </w:r>
-            <w:r>
-              <w:rPr>
-                <w:i/>
-                <w:color w:val="000000"/>
-                <w:sz w:val="24"/>
-                <w:szCs w:val="24"/>
                 <w:highlight w:val="cyan"/>
               </w:rPr>
               <w:t>складывающаяся</w:t>
@@ -2901,25 +2881,9 @@
                 <w:i/>
                 <w:sz w:val="24"/>
                 <w:szCs w:val="24"/>
-              </w:rPr>
-              <w:t xml:space="preserve"/>
-            </w:r>
-            <w:r>
-              <w:rPr>
-                <w:i/>
-                <w:sz w:val="24"/>
-                <w:szCs w:val="24"/>
                 <w:highlight w:val="green"/>
               </w:rPr>
               <w:t>городская среда</w:t>
-            </w:r>
-            <w:r>
-              <w:rPr>
-                <w:i/>
-                <w:sz w:val="24"/>
-                <w:szCs w:val="24"/>
-              </w:rPr>
-              <w:t xml:space="preserve"/>
             </w:r>
             <w:r>
               <w:rPr>
@@ -3286,7 +3250,7 @@
                 <w:sz w:val="24"/>
                 <w:szCs w:val="24"/>
               </w:rPr>
-              <w:t xml:space="preserve">Не принадлежит</w:t>
+              <w:t>Не принадлежит</w:t>
             </w:r>
           </w:p>
         </w:tc>
@@ -3428,7 +3392,7 @@
                 <w:sz w:val="22"/>
                 <w:szCs w:val="22"/>
               </w:rPr>
-              <w:t xml:space="preserve">Уровень ответственности зданий и сооружений</w:t>
+              <w:t>Уровень ответственности зданий и сооружений</w:t>
             </w:r>
           </w:p>
         </w:tc>
@@ -3547,14 +3511,6 @@
                 <w:i/>
                 <w:sz w:val="24"/>
                 <w:szCs w:val="24"/>
-              </w:rPr>
-              <w:t xml:space="preserve"/>
-            </w:r>
-            <w:r>
-              <w:rPr>
-                <w:i/>
-                <w:sz w:val="24"/>
-                <w:szCs w:val="24"/>
                 <w:highlight w:val="green"/>
               </w:rPr>
               <w:t>Отсутствуют</w:t>
@@ -3705,15 +3661,6 @@
               </w:rPr>
               <w:t>Реконструкция</w:t>
             </w:r>
-            <w:r>
-              <w:rPr>
-                <w:i/>
-                <w:color w:val="000000"/>
-                <w:sz w:val="24"/>
-                <w:szCs w:val="24"/>
-              </w:rPr>
-              <w:t xml:space="preserve"/>
-            </w:r>
           </w:p>
           <w:p>
             <w:pPr>
@@ -3795,7 +3742,7 @@
                 <w:szCs w:val="24"/>
                 <w:highlight w:val="yellow"/>
               </w:rPr>
-              <w:t xml:space="preserve">Градостроительное зонирование,</w:t>
+              <w:t>Градостроительное зонирование,</w:t>
             </w:r>
           </w:p>
           <w:p>
@@ -3823,7 +3770,7 @@
                 <w:szCs w:val="24"/>
                 <w:highlight w:val="yellow"/>
               </w:rPr>
-              <w:t xml:space="preserve">Планировка территории,</w:t>
+              <w:t>Планировка территории,</w:t>
             </w:r>
           </w:p>
           <w:p>
@@ -3879,7 +3826,7 @@
                 <w:szCs w:val="24"/>
                 <w:highlight w:val="yellow"/>
               </w:rPr>
-              <w:t xml:space="preserve">Эксплуатация зданий, сооружений,</w:t>
+              <w:t>Эксплуатация зданий, сооружений,</w:t>
             </w:r>
           </w:p>
           <w:p>
@@ -4404,7 +4351,7 @@
                 <w:szCs w:val="24"/>
                 <w:highlight w:val="yellow"/>
               </w:rPr>
-              <w:t xml:space="preserve">Территория обследования расположена в поселении</w:t>
+              <w:t>Территория обследования расположена в поселении</w:t>
             </w:r>
             <w:r>
               <w:rPr>
@@ -4435,7 +4382,7 @@
                 <w:szCs w:val="24"/>
                 <w:highlight w:val="yellow"/>
               </w:rPr>
-              <w:t xml:space="preserve">. Проектируемая трасса начинается от пересечения ул.Железнодорожной с ул.Дачной и следует вдоль ул.Дачной до пересечения с ул.Школьной, далее трасса проходит вдоль застройки на северо-восток</w:t>
+              <w:t>. Проектируемая трасса начинается от пересечения ул.Железнодорожной с ул.Дачной и следует вдоль ул.Дачной до пересечения с ул.Школьной, далее трасса проходит вдоль застройки на северо-восток</w:t>
             </w:r>
             <w:r>
               <w:rPr>
@@ -4469,7 +4416,7 @@
                 <w:sz w:val="24"/>
                 <w:szCs w:val="24"/>
               </w:rPr>
-              <w:t xml:space="preserve">Площадь обследуемого участка – около</w:t>
+              <w:t>Площадь обследуемого участка – около</w:t>
             </w:r>
             <w:r>
               <w:rPr>
@@ -4979,7 +4926,7 @@
                 <w:szCs w:val="24"/>
                 <w:highlight w:val="green"/>
               </w:rPr>
-              <w:t xml:space="preserve">Справка о фоновых концентрациях загрязняющих веществ в атмосферном воздухе и краткая климатическая характеристика (выдана ФГБУ «Центральное УГМС»</w:t>
+              <w:t>Справка о фоновых концентрациях загрязняющих веществ в атмосферном воздухе и краткая климатическая характеристика (выдана ФГБУ «Центральное УГМС»</w:t>
             </w:r>
             <w:r>
               <w:rPr>
@@ -5225,16 +5172,6 @@
               </w:rPr>
               <w:t xml:space="preserve"> – Технический отчет (см. выше).</w:t>
             </w:r>
-            <w:r>
-              <w:rPr>
-                <w:i/>
-                <w:color w:val="000000"/>
-                <w:sz w:val="24"/>
-                <w:szCs w:val="24"/>
-                <w:highlight w:val="yellow"/>
-              </w:rPr>
-              <w:t xml:space="preserve"/>
-            </w:r>
           </w:p>
           <w:p>
             <w:pPr>
@@ -5361,7 +5298,7 @@
                 <w:szCs w:val="24"/>
                 <w:highlight w:val="cyan"/>
               </w:rPr>
-              <w:t xml:space="preserve">В 2016 и 2017 гг. для прилегающей территории выполнялись инженерно-гидрометеорологические изыскания для разработки проектной документации для строительства объекта:</w:t>
+              <w:t>В 2016 и 2017 гг. для прилегающей территории выполнялись инженерно-гидрометеорологические изыскания для разработки проектной документации для строительства объекта:</w:t>
             </w:r>
             <w:r>
               <w:rPr>
@@ -5550,7 +5487,7 @@
                 <w:szCs w:val="24"/>
                 <w:highlight w:val="yellow"/>
               </w:rPr>
-              <w:t xml:space="preserve">Справка о фоновых концентрациях загрязняющих веществ в атмосферном воздухе</w:t>
+              <w:t>Справка о фоновых концентрациях загрязняющих веществ в атмосферном воздухе</w:t>
             </w:r>
             <w:r>
               <w:rPr>
@@ -5680,7 +5617,7 @@
                 <w:sz w:val="24"/>
                 <w:szCs w:val="24"/>
               </w:rPr>
-              <w:t xml:space="preserve">Справка о наличии (отсутствии) скотомогильников, биотермических ям и других мест захоронения трупов животных на территории изысканий.</w:t>
+              <w:t>Справка о наличии (отсутствии) скотомогильников, биотермических ям и других мест захоронения трупов животных на территории изысканий.</w:t>
             </w:r>
           </w:p>
           <w:p>
@@ -5976,7 +5913,7 @@
                 <w:i/>
                 <w:lang w:val="ru-RU" w:eastAsia="ru-RU"/>
               </w:rPr>
-              <w:t xml:space="preserve">Участок изысканий относится к</w:t>
+              <w:t>Участок изысканий относится к</w:t>
             </w:r>
             <w:r>
               <w:rPr>
@@ -5993,7 +5930,7 @@
                 <w:i/>
                 <w:lang w:val="ru-RU" w:eastAsia="ru-RU"/>
               </w:rPr>
-              <w:t xml:space="preserve">.</w:t>
+              <w:t>.</w:t>
             </w:r>
           </w:p>
           <w:p>
@@ -6013,7 +5950,7 @@
                 <w:i/>
                 <w:lang w:val="ru-RU" w:eastAsia="ru-RU"/>
               </w:rPr>
-              <w:t xml:space="preserve">Участок изысканий относится к</w:t>
+              <w:t>Участок изысканий относится к</w:t>
             </w:r>
             <w:r>
               <w:rPr>
@@ -6050,7 +5987,7 @@
                 <w:i/>
                 <w:lang w:val="ru-RU" w:eastAsia="ru-RU"/>
               </w:rPr>
-              <w:t xml:space="preserve">Участок изысканий относится к</w:t>
+              <w:t>Участок изысканий относится к</w:t>
             </w:r>
             <w:r>
               <w:rPr>
@@ -6088,7 +6025,7 @@
                 <w:sz w:val="24"/>
                 <w:szCs w:val="24"/>
               </w:rPr>
-              <w:t xml:space="preserve">Участок изысканий относится к</w:t>
+              <w:t>Участок изысканий относится к</w:t>
             </w:r>
             <w:r>
               <w:rPr>
@@ -6216,7 +6153,7 @@
                 <w:sz w:val="24"/>
                 <w:szCs w:val="24"/>
               </w:rPr>
-              <w:t xml:space="preserve">по схематической карте климатического районирования для строительства Московский регион относится к IIВ климатической зоне;</w:t>
+              <w:t>по схематической карте климатического районирования для строительства Московский регион относится к IIВ климатической зоне;</w:t>
             </w:r>
             <w:r>
               <w:rPr>
@@ -6236,21 +6173,11 @@
                 <w:rFonts w:ascii="Times New Roman" w:hAnsi="Times New Roman"/>
                 <w:bCs/>
                 <w:i/>
-                <w:sz w:val="24"/>
-                <w:szCs w:val="24"/>
-              </w:rPr>
-              <w:t xml:space="preserve"/>
-            </w:r>
-            <w:r>
-              <w:rPr>
-                <w:rFonts w:ascii="Times New Roman" w:hAnsi="Times New Roman"/>
-                <w:bCs/>
-                <w:i/>
                 <w:color w:val="FF0000"/>
                 <w:sz w:val="24"/>
                 <w:szCs w:val="24"/>
               </w:rPr>
-              <w:t xml:space="preserve">среднегодовая температура воздуха –</w:t>
+              <w:t>среднегодовая температура воздуха –</w:t>
             </w:r>
             <w:r>
               <w:rPr>
@@ -6348,7 +6275,7 @@
                 <w:sz w:val="24"/>
                 <w:szCs w:val="24"/>
               </w:rPr>
-              <w:t xml:space="preserve">схематической карте зон влажности территория Московского региона относится к зоне нормальной влажности (зона 2);</w:t>
+              <w:t>схематической карте зон влажности территория Московского региона относится к зоне нормальной влажности (зона 2);</w:t>
             </w:r>
           </w:p>
           <w:p>
@@ -6407,15 +6334,6 @@
                 <w:szCs w:val="24"/>
               </w:rPr>
               <w:t>суммарное количество осадков за год – 690 мм.</w:t>
-            </w:r>
-            <w:r>
-              <w:rPr>
-                <w:bCs/>
-                <w:i/>
-                <w:sz w:val="24"/>
-                <w:szCs w:val="24"/>
-              </w:rPr>
-              <w:t xml:space="preserve"/>
             </w:r>
           </w:p>
         </w:tc>
@@ -6492,7 +6410,7 @@
                 <w:i/>
                 <w:sz w:val="24"/>
               </w:rPr>
-              <w:t xml:space="preserve">Вблизи участка изысканий расположены:</w:t>
+              <w:t>Вблизи участка изысканий расположены:</w:t>
             </w:r>
           </w:p>
           <w:p>
@@ -6648,16 +6566,16 @@
                 <w:sz w:val="24"/>
                 <w:szCs w:val="24"/>
               </w:rPr>
-              <w:t xml:space="preserve">Современное использование территории</w:t>
-            </w:r>
-            <w:r>
-              <w:rPr>
-                <w:i/>
-                <w:color w:val="000000"/>
-                <w:sz w:val="24"/>
-                <w:szCs w:val="24"/>
-              </w:rPr>
-              <w:t xml:space="preserve">–</w:t>
+              <w:t>Современное использование территории</w:t>
+            </w:r>
+            <w:r>
+              <w:rPr>
+                <w:i/>
+                <w:color w:val="000000"/>
+                <w:sz w:val="24"/>
+                <w:szCs w:val="24"/>
+              </w:rPr>
+              <w:t>–</w:t>
             </w:r>
           </w:p>
           <w:p>
@@ -6683,7 +6601,7 @@
                 <w:sz w:val="24"/>
                 <w:szCs w:val="24"/>
               </w:rPr>
-              <w:t xml:space="preserve">Ограничений для проведения в полном объеме радиационного обследования территории и геоэкологического опробования почв и грунтов не имеется. (если открытый грунт).</w:t>
+              <w:t>Ограничений для проведения в полном объеме радиационного обследования территории и геоэкологического опробования почв и грунтов не имеется. (если открытый грунт).</w:t>
             </w:r>
           </w:p>
           <w:p>
@@ -6710,17 +6628,17 @@
                 <w:sz w:val="24"/>
                 <w:szCs w:val="24"/>
               </w:rPr>
-              <w:t xml:space="preserve">Ограничений для проведения</w:t>
-            </w:r>
-            <w:r>
-              <w:rPr>
-                <w:bCs/>
-                <w:i/>
-                <w:color w:val="000000"/>
-                <w:sz w:val="24"/>
-                <w:szCs w:val="24"/>
-              </w:rPr>
-              <w:t xml:space="preserve">радиационного обследования территории не имеется, геоэкологическое опробование почв и грунтов будет выполнено в местах открытого грунта</w:t>
+              <w:t>Ограничений для проведения</w:t>
+            </w:r>
+            <w:r>
+              <w:rPr>
+                <w:bCs/>
+                <w:i/>
+                <w:color w:val="000000"/>
+                <w:sz w:val="24"/>
+                <w:szCs w:val="24"/>
+              </w:rPr>
+              <w:t>радиационного обследования территории не имеется, геоэкологическое опробование почв и грунтов будет выполнено в местах открытого грунта</w:t>
             </w:r>
             <w:r>
               <w:rPr>
@@ -6797,28 +6715,7 @@
                 <w:szCs w:val="24"/>
                 <w:highlight w:val="cyan"/>
               </w:rPr>
-              <w:t>Режимный объект, доступ</w:t>
-            </w:r>
-            <w:r>
-              <w:rPr>
-                <w:bCs/>
-                <w:i/>
-                <w:color w:val="000000"/>
-                <w:sz w:val="24"/>
-                <w:szCs w:val="24"/>
-              </w:rPr>
-              <w:t xml:space="preserve"/>
-            </w:r>
-            <w:r>
-              <w:rPr>
-                <w:bCs/>
-                <w:i/>
-                <w:color w:val="000000"/>
-                <w:sz w:val="24"/>
-                <w:szCs w:val="24"/>
-                <w:highlight w:val="cyan"/>
-              </w:rPr>
-              <w:t>требуется содействие Заказчика в получении допуска на территорию</w:t>
+              <w:t>Режимный объект, доступтребуется содействие Заказчика в получении допуска на территорию</w:t>
             </w:r>
           </w:p>
         </w:tc>
@@ -7049,7 +6946,7 @@
                 <w:sz w:val="24"/>
                 <w:szCs w:val="24"/>
               </w:rPr>
-              <w:t xml:space="preserve">рекогносцировочное обследование территории с опробованием почв,</w:t>
+              <w:t>рекогносцировочное обследование территории с опробованием почв,</w:t>
             </w:r>
             <w:r>
               <w:rPr>
@@ -7186,7 +7083,7 @@
                 <w:sz w:val="24"/>
                 <w:szCs w:val="24"/>
               </w:rPr>
-              <w:t xml:space="preserve">оценка существующего экологического состояния окружающей среды, включая оценку уровня загрязнения</w:t>
+              <w:t>оценка существующего экологического состояния окружающей среды, включая оценку уровня загрязнения</w:t>
             </w:r>
             <w:r>
               <w:rPr>
@@ -7207,7 +7104,7 @@
                 <w:sz w:val="24"/>
                 <w:szCs w:val="24"/>
               </w:rPr>
-              <w:t xml:space="preserve">, почв (грунтов),</w:t>
+              <w:t>, почв (грунтов),</w:t>
             </w:r>
             <w:r>
               <w:rPr>
@@ -7415,21 +7312,11 @@
               <w:rPr>
                 <w:rFonts w:ascii="Times New Roman" w:hAnsi="Times New Roman"/>
                 <w:i/>
-                <w:color w:val="000000"/>
-                <w:sz w:val="24"/>
-                <w:szCs w:val="24"/>
-              </w:rPr>
-              <w:t xml:space="preserve"/>
-            </w:r>
-            <w:r>
-              <w:rPr>
-                <w:rFonts w:ascii="Times New Roman" w:hAnsi="Times New Roman"/>
-                <w:i/>
                 <w:color w:val="FF0000"/>
                 <w:sz w:val="24"/>
                 <w:szCs w:val="24"/>
               </w:rPr>
-              <w:t xml:space="preserve">В соответствии с п.3.8.4 Постановления Правительства Москвы № 1386-ПП от 26.08.2020 при образовании отхода в виде грунта в ходе строительных работ, необходимо осуществить отнесение образующихся отходов (грунтов) к классу опасности в соответствии с критериями, утвержденными Приказом МПР РФ № 158 от 31.03.2025.</w:t>
+              <w:t>В соответствии с п.3.8.4 Постановления Правительства Москвы № 1386-ПП от 26.08.2020 при образовании отхода в виде грунта в ходе строительных работ, необходимо осуществить отнесение образующихся отходов (грунтов) к классу опасности в соответствии с критериями, утвержденными Приказом МПР РФ № 158 от 31.03.2025.</w:t>
             </w:r>
           </w:p>
           <w:p>
@@ -7454,7 +7341,7 @@
                 <w:sz w:val="24"/>
                 <w:szCs w:val="24"/>
               </w:rPr>
-              <w:t xml:space="preserve">В соответствии с Постановлением Правительства Москвы № 1387-ПП от 26.08.2020 (п.2.5.1.1.9) для подтверждения V класса опасности образовавшихся отходов (грунтов) необходимы материалы отнесения к V классу опасности.</w:t>
+              <w:t>В соответствии с Постановлением Правительства Москвы № 1387-ПП от 26.08.2020 (п.2.5.1.1.9) для подтверждения V класса опасности образовавшихся отходов (грунтов) необходимы материалы отнесения к V классу опасности.</w:t>
             </w:r>
           </w:p>
           <w:p>
@@ -7505,15 +7392,6 @@
                 <w:highlight w:val="lightGray"/>
               </w:rPr>
               <w:t>В связи с тем, что объект исследования расположен на исторически сложившейся (густонаселенной урбанизированной) территории, не целесообразно проводить в ходе ИЭИ исследование социально-экономических условий.</w:t>
-            </w:r>
-            <w:r>
-              <w:rPr>
-                <w:rFonts w:ascii="Times New Roman" w:hAnsi="Times New Roman"/>
-                <w:i/>
-                <w:sz w:val="24"/>
-                <w:szCs w:val="24"/>
-              </w:rPr>
-              <w:t xml:space="preserve"/>
             </w:r>
           </w:p>
           <w:p>
@@ -7854,23 +7732,7 @@
                 <w:sz w:val="24"/>
                 <w:szCs w:val="24"/>
               </w:rPr>
-              <w:t>СП 47.13330.2016 «СНиП 11-02-96 Инженерные изыскания для строительства. Основные</w:t>
-            </w:r>
-            <w:r>
-              <w:rPr>
-                <w:sz w:val="24"/>
-                <w:szCs w:val="24"/>
-              </w:rPr>
-              <w:t xml:space="preserve"/>
-            </w:r>
-            <w:r>
-              <w:rPr>
-                <w:bCs/>
-                <w:i/>
-                <w:sz w:val="24"/>
-                <w:szCs w:val="24"/>
-              </w:rPr>
-              <w:t xml:space="preserve">положения»</w:t>
+              <w:t>СП 47.13330.2016 «СНиП 11-02-96 Инженерные изыскания для строительства. Основныеположения»</w:t>
             </w:r>
             <w:r>
               <w:rPr>
@@ -8061,7 +7923,7 @@
                 <w:sz w:val="24"/>
                 <w:szCs w:val="24"/>
               </w:rPr>
-              <w:t xml:space="preserve">Радиационное обследование территории</w:t>
+              <w:t>Радиационное обследование территории</w:t>
             </w:r>
             <w:r>
               <w:rPr>
@@ -8179,16 +8041,6 @@
             </w:r>
             <w:r>
               <w:rPr>
-                <w:i/>
-                <w:color w:val="000000"/>
-                <w:sz w:val="24"/>
-                <w:szCs w:val="24"/>
-                <w:highlight w:val="lightGray"/>
-              </w:rPr>
-              <w:t xml:space="preserve"/>
-            </w:r>
-            <w:r>
-              <w:rPr>
                 <w:bCs/>
                 <w:i/>
                 <w:sz w:val="24"/>
@@ -8325,7 +8177,7 @@
                 <w:szCs w:val="24"/>
                 <w:highlight w:val="cyan"/>
               </w:rPr>
-              <w:t xml:space="preserve">Отбор проб донных отложений осуществляется в соответствии с</w:t>
+              <w:t>Отбор проб донных отложений осуществляется в соответствии с</w:t>
             </w:r>
             <w:r>
               <w:rPr>
@@ -8369,7 +8221,7 @@
                 <w:szCs w:val="24"/>
                 <w:highlight w:val="green"/>
               </w:rPr>
-              <w:t xml:space="preserve">Радиационное обследование, отбор проб атмосферного воздуха,</w:t>
+              <w:t>Радиационное обследование, отбор проб атмосферного воздуха,</w:t>
             </w:r>
             <w:r>
               <w:rPr>
@@ -8810,7 +8662,7 @@
                 <w:szCs w:val="24"/>
                 <w:highlight w:val="yellow"/>
               </w:rPr>
-              <w:t xml:space="preserve">Расстояние от базы изыскательской организации до участка изысканий: 96 км.</w:t>
+              <w:t>Расстояние от базы изыскательской организации до участка изысканий: 96 км.</w:t>
             </w:r>
           </w:p>
           <w:tbl>
@@ -8936,7 +8788,7 @@
                       <w:sz w:val="22"/>
                       <w:szCs w:val="22"/>
                     </w:rPr>
-                    <w:t xml:space="preserve">Ед.</w:t>
+                    <w:t>Ед.</w:t>
                   </w:r>
                 </w:p>
                 <w:p>
@@ -9501,7 +9353,7 @@
                       <w:szCs w:val="22"/>
                       <w:highlight w:val="green"/>
                     </w:rPr>
-                    <w:t xml:space="preserve">Характеристика ландшафтных условий и рельефа, хозяйственного освоения территории</w:t>
+                    <w:t>Характеристика ландшафтных условий и рельефа, хозяйственного освоения территории</w:t>
                   </w:r>
                 </w:p>
               </w:tc>
@@ -9615,7 +9467,7 @@
                       <w:szCs w:val="22"/>
                       <w:highlight w:val="green"/>
                     </w:rPr>
-                    <w:t xml:space="preserve">Характеристика геоморфологических, геологических, гидрологических и гидрогеологических условий территории</w:t>
+                    <w:t>Характеристика геоморфологических, геологических, гидрологических и гидрогеологических условий территории</w:t>
                   </w:r>
                 </w:p>
               </w:tc>
@@ -9729,7 +9581,7 @@
                       <w:szCs w:val="22"/>
                       <w:highlight w:val="green"/>
                     </w:rPr>
-                    <w:t xml:space="preserve">Характеристика почвенного покрова, растительного и животного мира участка</w:t>
+                    <w:t>Характеристика почвенного покрова, растительного и животного мира участка</w:t>
                   </w:r>
                 </w:p>
               </w:tc>
@@ -9841,7 +9693,7 @@
                       <w:sz w:val="22"/>
                       <w:szCs w:val="22"/>
                     </w:rPr>
-                    <w:t xml:space="preserve">Характеристика фонового загрязнения окружающей среды и современного состояния территории</w:t>
+                    <w:t>Характеристика фонового загрязнения окружающей среды и современного состояния территории</w:t>
                   </w:r>
                 </w:p>
               </w:tc>
@@ -9984,7 +9836,7 @@
                       <w:sz w:val="22"/>
                       <w:szCs w:val="22"/>
                     </w:rPr>
-                    <w:t xml:space="preserve">Радиометрическое обследование и измерение мощности амбиентного эквивалента дозы внешнего гамма-излучения (МАЭД ГИ) на участке ведения работ в контрольных точках</w:t>
+                    <w:t>Радиометрическое обследование и измерение мощности амбиентного эквивалента дозы внешнего гамма-излучения (МАЭД ГИ) на участке ведения работ в контрольных точках</w:t>
                   </w:r>
                 </w:p>
               </w:tc>
@@ -10459,7 +10311,7 @@
                       <w:sz w:val="22"/>
                       <w:szCs w:val="22"/>
                     </w:rPr>
-                    <w:t xml:space="preserve">Измерение удельной активности природных радионуклидов (ПРН) и цезия-137</w:t>
+                    <w:t>Измерение удельной активности природных радионуклидов (ПРН) и цезия-137</w:t>
                   </w:r>
                 </w:p>
               </w:tc>
@@ -10486,7 +10338,7 @@
                       <w:sz w:val="22"/>
                       <w:szCs w:val="22"/>
                     </w:rPr>
-                    <w:t xml:space="preserve">проба</w:t>
+                    <w:t>проба</w:t>
                   </w:r>
                 </w:p>
               </w:tc>
@@ -10557,7 +10409,7 @@
                       <w:sz w:val="22"/>
                       <w:szCs w:val="22"/>
                     </w:rPr>
-                    <w:t xml:space="preserve">Определение содержания соединений тяжелых металлов (свинец, кадмий, цинк, медь, никель, ртуть) и мышьяка</w:t>
+                    <w:t>Определение содержания соединений тяжелых металлов (свинец, кадмий, цинк, медь, никель, ртуть) и мышьяка</w:t>
                   </w:r>
                 </w:p>
               </w:tc>
@@ -10584,7 +10436,7 @@
                       <w:sz w:val="22"/>
                       <w:szCs w:val="22"/>
                     </w:rPr>
-                    <w:t xml:space="preserve">проба</w:t>
+                    <w:t>проба</w:t>
                   </w:r>
                 </w:p>
               </w:tc>
@@ -10657,7 +10509,7 @@
                       <w:sz w:val="22"/>
                       <w:szCs w:val="22"/>
                     </w:rPr>
-                    <w:t xml:space="preserve">Определение содержания органических соединений (бенз(а)пирен, нефтепродукты суммарные)</w:t>
+                    <w:t>Определение содержания органических соединений (бенз(а)пирен, нефтепродукты суммарные)</w:t>
                   </w:r>
                 </w:p>
               </w:tc>
@@ -10684,7 +10536,7 @@
                       <w:sz w:val="22"/>
                       <w:szCs w:val="22"/>
                     </w:rPr>
-                    <w:t xml:space="preserve">проба</w:t>
+                    <w:t>проба</w:t>
                   </w:r>
                 </w:p>
               </w:tc>
@@ -10857,7 +10709,7 @@
                       <w:szCs w:val="22"/>
                       <w:highlight w:val="yellow"/>
                     </w:rPr>
-                    <w:t xml:space="preserve">Определение санитарного числа</w:t>
+                    <w:t>Определение санитарного числа</w:t>
                   </w:r>
                   <w:r>
                     <w:rPr>
@@ -10869,16 +10721,6 @@
                       <w:lang w:val="en-US"/>
                     </w:rPr>
                     <w:t>C</w:t>
-                  </w:r>
-                  <w:r>
-                    <w:rPr>
-                      <w:bCs/>
-                      <w:i/>
-                      <w:sz w:val="22"/>
-                      <w:szCs w:val="22"/>
-                      <w:highlight w:val="yellow"/>
-                    </w:rPr>
-                    <w:t xml:space="preserve"/>
                   </w:r>
                 </w:p>
                 <w:p>
@@ -10900,7 +10742,7 @@
                       <w:szCs w:val="22"/>
                       <w:highlight w:val="yellow"/>
                     </w:rPr>
-                    <w:t xml:space="preserve">(по Н.И.Хлебникову)</w:t>
+                    <w:t>(по Н.И.Хлебникову)</w:t>
                   </w:r>
                 </w:p>
               </w:tc>
@@ -11001,7 +10843,7 @@
                       <w:sz w:val="22"/>
                       <w:szCs w:val="22"/>
                     </w:rPr>
-                    <w:t xml:space="preserve">Оценка санитарно-бактериологических показателей: обобщенные колиформные бактерии (ОКБ), в том числе Е.coli, энтерококки, патогенные бактерии (в т.ч. сальмонеллы)</w:t>
+                    <w:t>Оценка санитарно-бактериологических показателей: обобщенные колиформные бактерии (ОКБ), в том числе Е.coli, энтерококки, патогенные бактерии (в т.ч. сальмонеллы)</w:t>
                   </w:r>
                 </w:p>
               </w:tc>
@@ -11028,7 +10870,7 @@
                       <w:sz w:val="22"/>
                       <w:szCs w:val="22"/>
                     </w:rPr>
-                    <w:t xml:space="preserve">проба</w:t>
+                    <w:t>проба</w:t>
                   </w:r>
                 </w:p>
               </w:tc>
@@ -11099,7 +10941,7 @@
                       <w:sz w:val="22"/>
                       <w:szCs w:val="22"/>
                     </w:rPr>
-                    <w:t xml:space="preserve">Оценка санитарно-паразитологических показателей: жизнеспособные яйца и личинки гельминтов опасные для человека и животных, цист кишечных патогенных простейших</w:t>
+                    <w:t>Оценка санитарно-паразитологических показателей: жизнеспособные яйца и личинки гельминтов опасные для человека и животных, цист кишечных патогенных простейших</w:t>
                   </w:r>
                 </w:p>
               </w:tc>
@@ -11126,7 +10968,7 @@
                       <w:sz w:val="22"/>
                       <w:szCs w:val="22"/>
                     </w:rPr>
-                    <w:t xml:space="preserve">проба</w:t>
+                    <w:t>проба</w:t>
                   </w:r>
                 </w:p>
               </w:tc>
@@ -11197,7 +11039,7 @@
                       <w:sz w:val="22"/>
                       <w:szCs w:val="22"/>
                     </w:rPr>
-                    <w:t xml:space="preserve">Оценка санитарно-энтомологических показателей: личинок и куколок синантропных мух</w:t>
+                    <w:t>Оценка санитарно-энтомологических показателей: личинок и куколок синантропных мух</w:t>
                   </w:r>
                 </w:p>
               </w:tc>
@@ -11224,7 +11066,7 @@
                       <w:sz w:val="22"/>
                       <w:szCs w:val="22"/>
                     </w:rPr>
-                    <w:t xml:space="preserve">проба</w:t>
+                    <w:t>проба</w:t>
                   </w:r>
                 </w:p>
               </w:tc>
@@ -11298,14 +11140,6 @@
                     </w:rPr>
                     <w:t>Определение санитарно-эпидемиологических показателей (pHсол., соединений тяжелых металлов (свинец, кадмий, цинк, медь, никель, ртуть) и мышьяка, нефтепродуктов, бенз(а)пирена, хлоридов, удельной электропроводности)</w:t>
                   </w:r>
-                  <w:r>
-                    <w:rPr>
-                      <w:i/>
-                      <w:sz w:val="22"/>
-                      <w:szCs w:val="22"/>
-                    </w:rPr>
-                    <w:t xml:space="preserve"/>
-                  </w:r>
                 </w:p>
               </w:tc>
               <w:tc>
@@ -11331,7 +11165,7 @@
                       <w:sz w:val="22"/>
                       <w:szCs w:val="22"/>
                     </w:rPr>
-                    <w:t xml:space="preserve">проба</w:t>
+                    <w:t>проба</w:t>
                   </w:r>
                 </w:p>
               </w:tc>
@@ -11409,16 +11243,6 @@
                     </w:rPr>
                     <w:t>Исследование и оценка агрохимических свойств почв (грунтов): (содержание физической глины, плотность сложения, органическое вещество (гумус), водородный показатель (рН) водной вытяжки, азот нитратный (нитраты), азот нитритный (нитриты), азот аммонийный (аммоний обменный), фосфор (подвижная форма), калий (обменная форма)</w:t>
                   </w:r>
-                  <w:r>
-                    <w:rPr>
-                      <w:bCs/>
-                      <w:i/>
-                      <w:color w:val="000000"/>
-                      <w:sz w:val="22"/>
-                      <w:szCs w:val="22"/>
-                    </w:rPr>
-                    <w:t xml:space="preserve"/>
-                  </w:r>
                 </w:p>
               </w:tc>
               <w:tc>
@@ -11522,7 +11346,7 @@
                       <w:sz w:val="22"/>
                       <w:szCs w:val="22"/>
                     </w:rPr>
-                    <w:t xml:space="preserve">Оценка плодородия почв (рНвод., гумус, содержание физической глины, сухой остаток)</w:t>
+                    <w:t>Оценка плодородия почв (рНвод., гумус, содержание физической глины, сухой остаток)</w:t>
                   </w:r>
                 </w:p>
               </w:tc>
@@ -11659,7 +11483,7 @@
                       <w:sz w:val="22"/>
                       <w:szCs w:val="22"/>
                     </w:rPr>
-                    <w:t xml:space="preserve">Измерение удельной активности природных радионуклидов (ПРН) и цезия-137</w:t>
+                    <w:t>Измерение удельной активности природных радионуклидов (ПРН) и цезия-137</w:t>
                   </w:r>
                 </w:p>
               </w:tc>
@@ -11786,7 +11610,7 @@
                       <w:sz w:val="22"/>
                       <w:szCs w:val="22"/>
                     </w:rPr>
-                    <w:t xml:space="preserve">проба</w:t>
+                    <w:t>проба</w:t>
                   </w:r>
                 </w:p>
               </w:tc>
@@ -11886,7 +11710,7 @@
                       <w:sz w:val="22"/>
                       <w:szCs w:val="22"/>
                     </w:rPr>
-                    <w:t xml:space="preserve">проба</w:t>
+                    <w:t>проба</w:t>
                   </w:r>
                 </w:p>
               </w:tc>
@@ -12222,7 +12046,7 @@
                       <w:sz w:val="22"/>
                       <w:szCs w:val="22"/>
                     </w:rPr>
-                    <w:t xml:space="preserve">проба</w:t>
+                    <w:t>проба</w:t>
                   </w:r>
                 </w:p>
               </w:tc>
@@ -12322,7 +12146,7 @@
                       <w:sz w:val="22"/>
                       <w:szCs w:val="22"/>
                     </w:rPr>
-                    <w:t xml:space="preserve">проба</w:t>
+                    <w:t>проба</w:t>
                   </w:r>
                 </w:p>
               </w:tc>
@@ -12395,7 +12219,7 @@
                       <w:sz w:val="22"/>
                       <w:szCs w:val="22"/>
                     </w:rPr>
-                    <w:t xml:space="preserve">Показатели химического состава: водородный показатель (рН), Eh, жесткость общая, сухой остаток (общая минерализация), БПК5, ХПК, окисляемость перманганатная, СПАВ, нитраты, нитриты, сульфаты, хлориды, фосфаты, фториды, железо общее, марганец, мышьяк, тяжелые металлы (медь, свинец, ртуть, кадмий, цинк, никель, хром), аммиак и аммоний-ион (суммарно), фенолы, натрий, калий, гидрокарбонаты, кальций, магний, нефтепродукты (суммарно)</w:t>
+                    <w:t>Показатели химического состава: водородный показатель (рН), Eh, жесткость общая, сухой остаток (общая минерализация), БПК5, ХПК, окисляемость перманганатная, СПАВ, нитраты, нитриты, сульфаты, хлориды, фосфаты, фториды, железо общее, марганец, мышьяк, тяжелые металлы (медь, свинец, ртуть, кадмий, цинк, никель, хром), аммиак и аммоний-ион (суммарно), фенолы, натрий, калий, гидрокарбонаты, кальций, магний, нефтепродукты (суммарно)</w:t>
                   </w:r>
                 </w:p>
               </w:tc>
@@ -12422,7 +12246,7 @@
                       <w:sz w:val="22"/>
                       <w:szCs w:val="22"/>
                     </w:rPr>
-                    <w:t xml:space="preserve">проба</w:t>
+                    <w:t>проба</w:t>
                   </w:r>
                 </w:p>
               </w:tc>
@@ -12496,7 +12320,7 @@
                       <w:szCs w:val="22"/>
                       <w:highlight w:val="yellow"/>
                     </w:rPr>
-                    <w:t xml:space="preserve">Микробиологическое исследование</w:t>
+                    <w:t>Микробиологическое исследование</w:t>
                   </w:r>
                 </w:p>
               </w:tc>
@@ -13111,7 +12935,7 @@
                       <w:sz w:val="22"/>
                       <w:szCs w:val="22"/>
                     </w:rPr>
-                    <w:t xml:space="preserve">Измерение и оценка шумового излучения</w:t>
+                    <w:t>Измерение и оценка шумового излучения</w:t>
                   </w:r>
                   <w:r>
                     <w:rPr>
@@ -13140,7 +12964,7 @@
                       <w:sz w:val="22"/>
                       <w:szCs w:val="22"/>
                     </w:rPr>
-                    <w:t xml:space="preserve">(режим измерения:</w:t>
+                    <w:t>(режим измерения:</w:t>
                   </w:r>
                   <w:r>
                     <w:rPr>
@@ -13264,7 +13088,7 @@
                       <w:szCs w:val="22"/>
                       <w:highlight w:val="darkCyan"/>
                     </w:rPr>
-                    <w:t xml:space="preserve">Измерение и оценка авиационного шумового излучения</w:t>
+                    <w:t>Измерение и оценка авиационного шумового излучения</w:t>
                   </w:r>
                   <w:r>
                     <w:rPr>
@@ -13415,7 +13239,7 @@
                       <w:sz w:val="22"/>
                       <w:szCs w:val="22"/>
                     </w:rPr>
-                    <w:t xml:space="preserve">Измерение параметров электромагнитных полей</w:t>
+                    <w:t>Измерение параметров электромагнитных полей</w:t>
                   </w:r>
                 </w:p>
               </w:tc>
@@ -13514,14 +13338,6 @@
                       <w:szCs w:val="22"/>
                     </w:rPr>
                     <w:t>Инструментальные исследования и оценка вибрации общей и локальной</w:t>
-                  </w:r>
-                  <w:r>
-                    <w:rPr>
-                      <w:i/>
-                      <w:sz w:val="22"/>
-                      <w:szCs w:val="22"/>
-                    </w:rPr>
-                    <w:t xml:space="preserve"/>
                   </w:r>
                 </w:p>
               </w:tc>
@@ -13679,7 +13495,7 @@
                       <w:highlight w:val="darkGray"/>
                       <w:shd w:val="clear" w:color="auto" w:fill="BFBFBF"/>
                     </w:rPr>
-                    <w:t xml:space="preserve">Газохроматографическое исследование грунтов:</w:t>
+                    <w:t>Газохроматографическое исследование грунтов:</w:t>
                   </w:r>
                   <w:r>
                     <w:rPr>
@@ -14052,7 +13868,7 @@
                 <w:szCs w:val="24"/>
                 <w:u w:val="single"/>
               </w:rPr>
-              <w:t xml:space="preserve">Полевые работы:</w:t>
+              <w:t>Полевые работы:</w:t>
             </w:r>
           </w:p>
           <w:p>
@@ -14355,7 +14171,7 @@
                 <w:sz w:val="24"/>
                 <w:szCs w:val="24"/>
               </w:rPr>
-              <w:t xml:space="preserve">а также совки-лопатки, пакеты химически нейтральные стерильные «Вихрь» для отбора и хранения объектов ОС.</w:t>
+              <w:t>а также совки-лопатки, пакеты химически нейтральные стерильные «Вихрь» для отбора и хранения объектов ОС.</w:t>
             </w:r>
           </w:p>
           <w:p>
@@ -14389,7 +14205,7 @@
                 <w:szCs w:val="24"/>
                 <w:u w:val="single"/>
               </w:rPr>
-              <w:t xml:space="preserve">Камеральные работы:</w:t>
+              <w:t>Камеральные работы:</w:t>
             </w:r>
           </w:p>
           <w:p>
@@ -14529,7 +14345,7 @@
                 <w:sz w:val="24"/>
                 <w:szCs w:val="24"/>
               </w:rPr>
-              <w:t>программное</w:t>
+              <w:t>программноеобеспечение</w:t>
             </w:r>
             <w:r>
               <w:rPr>
@@ -14539,54 +14355,16 @@
                 <w:szCs w:val="24"/>
                 <w:lang w:val="en-US"/>
               </w:rPr>
-              <w:t xml:space="preserve"/>
-            </w:r>
-            <w:r>
-              <w:rPr>
-                <w:bCs/>
-                <w:i/>
-                <w:sz w:val="24"/>
-                <w:szCs w:val="24"/>
-              </w:rPr>
-              <w:t>обеспечение</w:t>
-            </w:r>
-            <w:r>
-              <w:rPr>
-                <w:bCs/>
-                <w:i/>
-                <w:sz w:val="24"/>
-                <w:szCs w:val="24"/>
-                <w:lang w:val="en-US"/>
-              </w:rPr>
-              <w:t xml:space="preserve">:</w:t>
-            </w:r>
-            <w:r>
-              <w:rPr>
-                <w:bCs/>
-                <w:i/>
-                <w:sz w:val="24"/>
-                <w:szCs w:val="24"/>
-              </w:rPr>
-              <w:t>пакет</w:t>
-            </w:r>
-            <w:r>
-              <w:rPr>
-                <w:bCs/>
-                <w:i/>
-                <w:sz w:val="24"/>
-                <w:szCs w:val="24"/>
-                <w:lang w:val="en-US"/>
-              </w:rPr>
-              <w:t xml:space="preserve"/>
-            </w:r>
-            <w:r>
-              <w:rPr>
-                <w:bCs/>
-                <w:i/>
-                <w:sz w:val="24"/>
-                <w:szCs w:val="24"/>
-              </w:rPr>
-              <w:t>программ</w:t>
+              <w:t>:</w:t>
+            </w:r>
+            <w:r>
+              <w:rPr>
+                <w:bCs/>
+                <w:i/>
+                <w:sz w:val="24"/>
+                <w:szCs w:val="24"/>
+              </w:rPr>
+              <w:t>пакетпрограмм</w:t>
             </w:r>
             <w:r>
               <w:rPr>
@@ -14947,7 +14725,7 @@
                 <w:sz w:val="24"/>
                 <w:szCs w:val="24"/>
               </w:rPr>
-              <w:t xml:space="preserve">При проведении лабораторных работ по определению массовой доли влаги испытательных образцов в соответствии с п.8 ПНД Ф 16.1:2.2:2.3:3.58-08 должна быть выполнена предварительная пробоподготовка каждого из отобранных образцов ДО.</w:t>
+              <w:t>При проведении лабораторных работ по определению массовой доли влаги испытательных образцов в соответствии с п.8 ПНД Ф 16.1:2.2:2.3:3.58-08 должна быть выполнена предварительная пробоподготовка каждого из отобранных образцов ДО.</w:t>
             </w:r>
           </w:p>
           <w:p>
@@ -15109,7 +14887,7 @@
               </w:rPr>
             </w:pPr>
             <w:r>
-              <w:t xml:space="preserve">Не требуется</w:t>
+              <w:t>Не требуется</w:t>
             </w:r>
           </w:p>
           <w:p>
@@ -15131,7 +14909,7 @@
               </w:rPr>
             </w:pPr>
             <w:r>
-              <w:t xml:space="preserve">Предварительный прогноз возможных неблагоприятных изменений природной и техногенной среды и организация экологического мониторинга будут выполнены в соответствии с методами, изложенными в нормативно-технической документации и методической литературе, действующих на территории РФ.</w:t>
+              <w:t>Предварительный прогноз возможных неблагоприятных изменений природной и техногенной среды и организация экологического мониторинга будут выполнены в соответствии с методами, изложенными в нормативно-технической документации и методической литературе, действующих на территории РФ.</w:t>
             </w:r>
           </w:p>
           <w:p>
@@ -15153,7 +14931,7 @@
               </w:rPr>
             </w:pPr>
             <w:r>
-              <w:t xml:space="preserve">Перечень примененных законов, нормативно-технической документации и методической литературы:</w:t>
+              <w:t>Перечень примененных законов, нормативно-технической документации и методической литературы:</w:t>
             </w:r>
           </w:p>
           <w:p>
@@ -15184,7 +14962,7 @@
                 <w:sz w:val="24"/>
                 <w:szCs w:val="24"/>
               </w:rPr>
-              <w:t xml:space="preserve">ГОСТ 22.0.06-2023 «Безопасность в чрезвычайных ситуациях. Источники природных, чрезвычайных ситуаций. Поражающие факторы».</w:t>
+              <w:t>ГОСТ 22.0.06-2023 «Безопасность в чрезвычайных ситуациях. Источники природных, чрезвычайных ситуаций. Поражающие факторы».</w:t>
             </w:r>
           </w:p>
           <w:p>
@@ -15215,7 +14993,7 @@
                 <w:sz w:val="24"/>
                 <w:szCs w:val="24"/>
               </w:rPr>
-              <w:t xml:space="preserve">ГОСТ 22.0.07-2022 «Безопасность в чрезвычайных ситуациях. Источники техногенных, чрезвычайных ситуаций».</w:t>
+              <w:t>ГОСТ 22.0.07-2022 «Безопасность в чрезвычайных ситуациях. Источники техногенных, чрезвычайных ситуаций».</w:t>
             </w:r>
           </w:p>
           <w:p>
@@ -15246,7 +15024,7 @@
                 <w:sz w:val="24"/>
                 <w:szCs w:val="24"/>
               </w:rPr>
-              <w:t xml:space="preserve">СанПиН 2.1.3684-21 «Санитарно-эпидемиологические требования к содержанию территорий городских и сельских поселений, к водным объектам, питьевой воде и питьевому водоснабжению, атмосферному воздуху, почвам, жилым помещениям, эксплуатации производственных, общественных помещений, организации и проведению санитарно-противоэпидемических (профилактических) мероприятий».</w:t>
+              <w:t>СанПиН 2.1.3684-21 «Санитарно-эпидемиологические требования к содержанию территорий городских и сельских поселений, к водным объектам, питьевой воде и питьевому водоснабжению, атмосферному воздуху, почвам, жилым помещениям, эксплуатации производственных, общественных помещений, организации и проведению санитарно-противоэпидемических (профилактических) мероприятий».</w:t>
             </w:r>
           </w:p>
           <w:p>
@@ -15277,7 +15055,7 @@
                 <w:sz w:val="24"/>
                 <w:szCs w:val="24"/>
               </w:rPr>
-              <w:t xml:space="preserve">СанПиН 2.2.1/2.1.1.1200-03 «Санитарно-защитные зоны и санитарная классификация предприятий, сооружений и иных объектов. Новая редакция».</w:t>
+              <w:t>СанПиН 2.2.1/2.1.1.1200-03 «Санитарно-защитные зоны и санитарная классификация предприятий, сооружений и иных объектов. Новая редакция».</w:t>
             </w:r>
           </w:p>
           <w:p>
@@ -15308,7 +15086,7 @@
                 <w:sz w:val="24"/>
                 <w:szCs w:val="24"/>
               </w:rPr>
-              <w:t xml:space="preserve">РД 52.4.186-89 «Руководство по контролю загрязнения атмосферы».</w:t>
+              <w:t>РД 52.4.186-89 «Руководство по контролю загрязнения атмосферы».</w:t>
             </w:r>
           </w:p>
           <w:p>
@@ -15339,7 +15117,7 @@
                 <w:sz w:val="24"/>
                 <w:szCs w:val="24"/>
               </w:rPr>
-              <w:t xml:space="preserve">Методическое пособие по расчету, нормированию и контролю выбросов вредных (загрязняющих) веществ в атмосферный воздух (дополненное и переработанное). СПб.: НИИ Атмосфера, 2012.</w:t>
+              <w:t>Методическое пособие по расчету, нормированию и контролю выбросов вредных (загрязняющих) веществ в атмосферный воздух (дополненное и переработанное). СПб.: НИИ Атмосфера, 2012.</w:t>
             </w:r>
           </w:p>
         </w:tc>
@@ -15549,7 +15327,7 @@
                 <w:sz w:val="24"/>
                 <w:szCs w:val="24"/>
               </w:rPr>
-              <w:t xml:space="preserve">Подготовка задания сотрудникам отдела</w:t>
+              <w:t>Подготовка задания сотрудникам отдела</w:t>
             </w:r>
             <w:r>
               <w:rPr>
@@ -15559,16 +15337,6 @@
                 <w:szCs w:val="24"/>
               </w:rPr>
               <w:t>комплексных инженерных изысканий и мониторинга (КИИМ)</w:t>
-            </w:r>
-            <w:r>
-              <w:rPr>
-                <w:bCs/>
-                <w:i/>
-                <w:color w:val="000000"/>
-                <w:sz w:val="24"/>
-                <w:szCs w:val="24"/>
-              </w:rPr>
-              <w:t xml:space="preserve"/>
             </w:r>
             <w:r>
               <w:rPr>
@@ -16252,24 +16020,7 @@
                 <w:sz w:val="24"/>
                 <w:szCs w:val="24"/>
               </w:rPr>
-              <w:t>Определение участков отбора проб осуществляется на обследуемой территории с учетом функциональных зон, рельефа местности и литолого-геологического строения. Отбор проб ПГ для радиационных и санитарно-химических исследований, указанных в п.4 настоящей Программы,</w:t>
-            </w:r>
-            <w:r>
-              <w:rPr>
-                <w:i/>
-                <w:sz w:val="24"/>
-                <w:szCs w:val="24"/>
-              </w:rPr>
-              <w:t xml:space="preserve"/>
-            </w:r>
-            <w:r>
-              <w:rPr>
-                <w:bCs/>
-                <w:i/>
-                <w:sz w:val="24"/>
-                <w:szCs w:val="24"/>
-              </w:rPr>
-              <w:t xml:space="preserve">осуществляется в поверхностном слое с</w:t>
+              <w:t>Определение участков отбора проб осуществляется на обследуемой территории с учетом функциональных зон, рельефа местности и литолого-геологического строения. Отбор проб ПГ для радиационных и санитарно-химических исследований, указанных в п.4 настоящей Программы,осуществляется в поверхностном слое с</w:t>
             </w:r>
             <w:r>
               <w:rPr>
@@ -16358,7 +16109,7 @@
                 <w:szCs w:val="24"/>
                 <w:highlight w:val="yellow"/>
               </w:rPr>
-              <w:t xml:space="preserve">в слое 0,2-0,5 м – 15 шт.;</w:t>
+              <w:t>в слое 0,2-0,5 м – 15 шт.;</w:t>
             </w:r>
           </w:p>
           <w:p>
@@ -16390,7 +16141,7 @@
                 <w:szCs w:val="24"/>
                 <w:highlight w:val="yellow"/>
               </w:rPr>
-              <w:t xml:space="preserve">в слое 0,5-1,0 м – 15 шт.;</w:t>
+              <w:t>в слое 0,5-1,0 м – 15 шт.;</w:t>
             </w:r>
           </w:p>
           <w:p>
@@ -16736,7 +16487,7 @@
                 <w:sz w:val="24"/>
                 <w:szCs w:val="24"/>
               </w:rPr>
-              <w:t xml:space="preserve">Отбор проб ПГ для проведения бактериологических (микробиологических) исследований осуществляется в поверхностном слое 0,0-0,2 м с 6 пробных площадок размером 5х5 м (площадью 25 кв.м). С одной пробной площадки отбирается 10 объединенных проб, каждую объединенную пробу составляют из трех точечных проб массой от 200 до 250 г.</w:t>
+              <w:t>Отбор проб ПГ для проведения бактериологических (микробиологических) исследований осуществляется в поверхностном слое 0,0-0,2 м с 6 пробных площадок размером 5х5 м (площадью 25 кв.м). С одной пробной площадки отбирается 10 объединенных проб, каждую объединенную пробу составляют из трех точечных проб массой от 200 до 250 г.</w:t>
             </w:r>
           </w:p>
           <w:p>
@@ -16762,7 +16513,7 @@
                 <w:sz w:val="24"/>
                 <w:szCs w:val="24"/>
               </w:rPr>
-              <w:t xml:space="preserve">Отбор проб ПГ для проведения паразитологических исследований осуществляется в поверхностном слое 0,0-0,1 м с 6 пробных площадок размером 5х5 м (площадью 25 кв.м). С каждой пробной площадки отбирается по одной объединенной пробе массой 200 г, составленной из десяти точечных проб массой 20 г каждая.</w:t>
+              <w:t>Отбор проб ПГ для проведения паразитологических исследований осуществляется в поверхностном слое 0,0-0,1 м с 6 пробных площадок размером 5х5 м (площадью 25 кв.м). С каждой пробной площадки отбирается по одной объединенной пробе массой 200 г, составленной из десяти точечных проб массой 20 г каждая.</w:t>
             </w:r>
           </w:p>
           <w:p>
@@ -16788,7 +16539,7 @@
                 <w:sz w:val="24"/>
                 <w:szCs w:val="24"/>
               </w:rPr>
-              <w:t xml:space="preserve">Бурение геоэкологических скважин и отбор образцов грунта на глубину до</w:t>
+              <w:t>Бурение геоэкологических скважин и отбор образцов грунта на глубину до</w:t>
             </w:r>
             <w:r>
               <w:rPr>
@@ -16839,20 +16590,12 @@
             </w:r>
             <w:r>
               <w:rPr>
-                <w:i/>
-                <w:sz w:val="24"/>
-                <w:szCs w:val="24"/>
-              </w:rPr>
-              <w:t xml:space="preserve"/>
-            </w:r>
-            <w:r>
-              <w:rPr>
-                <w:bCs/>
-                <w:i/>
-                <w:sz w:val="24"/>
-                <w:szCs w:val="24"/>
-              </w:rPr>
-              <w:t xml:space="preserve">м осуществляется исполнителем с помощью ручного бура.</w:t>
+                <w:bCs/>
+                <w:i/>
+                <w:sz w:val="24"/>
+                <w:szCs w:val="24"/>
+              </w:rPr>
+              <w:t>м осуществляется исполнителем с помощью ручного бура.</w:t>
             </w:r>
             <w:r>
               <w:rPr>
@@ -17130,7 +16873,7 @@
                 <w:sz w:val="24"/>
                 <w:szCs w:val="24"/>
               </w:rPr>
-              <w:t xml:space="preserve">подготовка и направление запросов в специально уполномоченные государственные органы в области охраны окружающей среды;</w:t>
+              <w:t>подготовка и направление запросов в специально уполномоченные государственные органы в области охраны окружающей среды;</w:t>
             </w:r>
           </w:p>
           <w:p>
@@ -17258,7 +17001,7 @@
                 <w:sz w:val="24"/>
                 <w:szCs w:val="24"/>
               </w:rPr>
-              <w:t xml:space="preserve">подготовка сотрудником(-ами) отдела КИИМ технического отчета по ИИ в электронном и бумажном виде в соответствии с</w:t>
+              <w:t>подготовка сотрудником(-ами) отдела КИИМ технического отчета по ИИ в электронном и бумажном виде в соответствии с</w:t>
             </w:r>
             <w:r>
               <w:rPr>
@@ -17328,7 +17071,7 @@
                 <w:sz w:val="24"/>
                 <w:szCs w:val="24"/>
               </w:rPr>
-              <w:t xml:space="preserve">контроль качества технического отчета в ходе внутренней проверки, выдача замечаний по результатам проверки осуществляется</w:t>
+              <w:t>контроль качества технического отчета в ходе внутренней проверки, выдача замечаний по результатам проверки осуществляется</w:t>
             </w:r>
             <w:r>
               <w:rPr>
@@ -17445,7 +17188,7 @@
                 <w:sz w:val="24"/>
                 <w:szCs w:val="24"/>
               </w:rPr>
-              <w:t xml:space="preserve">утверждение технического отчета руководством организации;</w:t>
+              <w:t>утверждение технического отчета руководством организации;</w:t>
             </w:r>
           </w:p>
           <w:p>
@@ -17590,7 +17333,7 @@
                 <w:sz w:val="24"/>
                 <w:szCs w:val="24"/>
               </w:rPr>
-              <w:t xml:space="preserve">Ответственный исполнитель полевых работ до выезда на объект проверяет наличие у всех работников обучения по технике безопасности, инструктажа и соответствующего удостоверения.</w:t>
+              <w:t>Ответственный исполнитель полевых работ до выезда на объект проверяет наличие у всех работников обучения по технике безопасности, инструктажа и соответствующего удостоверения.</w:t>
             </w:r>
           </w:p>
           <w:p>
@@ -17617,7 +17360,7 @@
                 <w:sz w:val="24"/>
                 <w:szCs w:val="24"/>
               </w:rPr>
-              <w:t xml:space="preserve">По прибытии на объект ответственный исполнитель должен выявить особо опасные участки и провести дополнительный инструктаж по правилам ведения работ в данной зоне.</w:t>
+              <w:t>По прибытии на объект ответственный исполнитель должен выявить особо опасные участки и провести дополнительный инструктаж по правилам ведения работ в данной зоне.</w:t>
             </w:r>
           </w:p>
           <w:p>
@@ -17789,7 +17532,7 @@
                 <w:sz w:val="24"/>
                 <w:szCs w:val="24"/>
               </w:rPr>
-              <w:t xml:space="preserve">при проведении работ соблюдать требования законодательства об охране окружающей среды;</w:t>
+              <w:t>при проведении работ соблюдать требования законодательства об охране окружающей среды;</w:t>
             </w:r>
           </w:p>
           <w:p>
@@ -17949,7 +17692,7 @@
                 <w:sz w:val="24"/>
                 <w:szCs w:val="24"/>
               </w:rPr>
-              <w:t xml:space="preserve">бытовой мусор в полиэтиленовых пакетах вывозится в ближайшие места накопления отходов для последующей его утилизации.</w:t>
+              <w:t>бытовой мусор в полиэтиленовых пакетах вывозится в ближайшие места накопления отходов для последующей его утилизации.</w:t>
             </w:r>
           </w:p>
         </w:tc>
@@ -18384,7 +18127,7 @@
                 <w:sz w:val="24"/>
                 <w:szCs w:val="24"/>
               </w:rPr>
-              <w:t xml:space="preserve">Результаты полевого</w:t>
+              <w:t>Результаты полевого</w:t>
             </w:r>
             <w:r>
               <w:rPr>
@@ -18511,7 +18254,7 @@
                 <w:sz w:val="22"/>
                 <w:szCs w:val="22"/>
               </w:rPr>
-              <w:t xml:space="preserve">Перечень нормативных правовых актов; НТД, в соответствии с требованиями которых будут выполнены инженерные изыскания</w:t>
+              <w:t>Перечень нормативных правовых актов; НТД, в соответствии с требованиями которых будут выполнены инженерные изыскания</w:t>
             </w:r>
           </w:p>
         </w:tc>
@@ -18594,7 +18337,7 @@
                 <w:sz w:val="24"/>
                 <w:szCs w:val="24"/>
               </w:rPr>
-              <w:t xml:space="preserve">СП 131.13330.2025 «Строительная климатология СНиП 23-01-99*»</w:t>
+              <w:t>СП 131.13330.2025 «Строительная климатология СНиП 23-01-99*»</w:t>
             </w:r>
           </w:p>
           <w:p>
@@ -18756,7 +18499,7 @@
                 <w:sz w:val="24"/>
                 <w:szCs w:val="24"/>
               </w:rPr>
-              <w:t xml:space="preserve">(Благоустройство Москва</w:t>
+              <w:t>(Благоустройство Москва</w:t>
             </w:r>
             <w:r>
               <w:rPr>
@@ -18811,7 +18554,7 @@
                 <w:sz w:val="24"/>
                 <w:szCs w:val="24"/>
               </w:rPr>
-              <w:t xml:space="preserve">(Благоустройство Москва</w:t>
+              <w:t>(Благоустройство Москва</w:t>
             </w:r>
             <w:r>
               <w:rPr>
@@ -18831,16 +18574,16 @@
                 <w:sz w:val="24"/>
                 <w:szCs w:val="24"/>
               </w:rPr>
-              <w:t xml:space="preserve">)</w:t>
-            </w:r>
-            <w:r>
-              <w:rPr>
-                <w:i/>
-                <w:color w:val="000000"/>
-                <w:sz w:val="24"/>
-                <w:szCs w:val="24"/>
-              </w:rPr>
-              <w:t xml:space="preserve">Постановление Правительства Москвы «О повышении качества почвогрунтов в городе Москве» № 514-ПП от 27.02.2004.</w:t>
+              <w:t>)</w:t>
+            </w:r>
+            <w:r>
+              <w:rPr>
+                <w:i/>
+                <w:color w:val="000000"/>
+                <w:sz w:val="24"/>
+                <w:szCs w:val="24"/>
+              </w:rPr>
+              <w:t>Постановление Правительства Москвы «О повышении качества почвогрунтов в городе Москве» № 514-ПП от 27.02.2004.</w:t>
             </w:r>
           </w:p>
           <w:p>
@@ -18866,7 +18609,7 @@
                 <w:sz w:val="24"/>
                 <w:szCs w:val="24"/>
               </w:rPr>
-              <w:t xml:space="preserve">Приказ Минприроды России «Об утверждении критериев отнесения отходов к</w:t>
+              <w:t>Приказ Минприроды России «Об утверждении критериев отнесения отходов к</w:t>
             </w:r>
             <w:r>
               <w:rPr>
@@ -19061,7 +18804,7 @@
                 <w:sz w:val="24"/>
                 <w:szCs w:val="24"/>
               </w:rPr>
-              <w:t xml:space="preserve">(Москва)</w:t>
+              <w:t>(Москва)</w:t>
             </w:r>
             <w:r>
               <w:rPr>
@@ -19101,7 +18844,7 @@
                 <w:sz w:val="24"/>
                 <w:szCs w:val="24"/>
               </w:rPr>
-              <w:t xml:space="preserve">(Москва)</w:t>
+              <w:t>(Москва)</w:t>
             </w:r>
             <w:r>
               <w:rPr>
@@ -19370,7 +19113,7 @@
                 <w:szCs w:val="24"/>
                 <w:highlight w:val="yellow"/>
               </w:rPr>
-              <w:t xml:space="preserve">Результатом ИЭИ является «Технический отчет по результатам инженерно-экологических изысканий</w:t>
+              <w:t>Результатом ИЭИ является «Технический отчет по результатам инженерно-экологических изысканий</w:t>
             </w:r>
             <w:r>
               <w:rPr>
@@ -19393,16 +19136,6 @@
                 <w:highlight w:val="yellow"/>
               </w:rPr>
               <w:t>»</w:t>
-            </w:r>
-            <w:r>
-              <w:rPr>
-                <w:rFonts w:ascii="Times New Roman" w:hAnsi="Times New Roman"/>
-                <w:bCs/>
-                <w:i/>
-                <w:sz w:val="24"/>
-                <w:szCs w:val="24"/>
-              </w:rPr>
-              <w:t xml:space="preserve"/>
             </w:r>
             <w:r>
               <w:rPr>
@@ -19423,25 +19156,25 @@
                 <w:numId w:val="4"/>
               </w:numPr>
               <w:spacing w:after="0" w:line="240" w:lineRule="auto"/>
-              <w:ind w:right="-108"/>
-              <w:jc w:val="both"/>
-              <w:rPr>
-                <w:rFonts w:ascii="Times New Roman" w:hAnsi="Times New Roman"/>
-                <w:i/>
-                <w:color w:val="000000"/>
-                <w:sz w:val="24"/>
-                <w:szCs w:val="24"/>
-              </w:rPr>
-            </w:pPr>
-            <w:r>
-              <w:rPr>
-                <w:rFonts w:ascii="Times New Roman" w:hAnsi="Times New Roman"/>
-                <w:i/>
-                <w:color w:val="000000"/>
-                <w:sz w:val="24"/>
-                <w:szCs w:val="24"/>
-              </w:rPr>
-              <w:t>комплексная (ландшафтная) характеристика;</w:t>
+              <w:jc w:val="both"/>
+              <w:rPr>
+                <w:rFonts w:hint="default" w:ascii="Times New Roman" w:hAnsi="Times New Roman"/>
+                <w:i/>
+                <w:color w:val="000000"/>
+                <w:sz w:val="24"/>
+                <w:szCs w:val="24"/>
+              </w:rPr>
+            </w:pPr>
+            <w:bookmarkStart w:id="6" w:name="_GoBack"/>
+            <w:r>
+              <w:rPr>
+                <w:rFonts w:hint="default" w:ascii="Times New Roman" w:hAnsi="Times New Roman"/>
+                <w:i/>
+                <w:color w:val="000000"/>
+                <w:sz w:val="24"/>
+                <w:szCs w:val="24"/>
+              </w:rPr>
+              <w:t>введение;</w:t>
             </w:r>
           </w:p>
           <w:p>
@@ -19452,24 +19185,24 @@
                 <w:numId w:val="4"/>
               </w:numPr>
               <w:spacing w:after="0" w:line="240" w:lineRule="auto"/>
-              <w:ind w:right="-108"/>
-              <w:jc w:val="both"/>
-              <w:rPr>
-                <w:rFonts w:ascii="Times New Roman" w:hAnsi="Times New Roman"/>
-                <w:i/>
-                <w:color w:val="000000"/>
-                <w:sz w:val="24"/>
-                <w:szCs w:val="24"/>
-              </w:rPr>
-            </w:pPr>
-            <w:r>
-              <w:rPr>
-                <w:rFonts w:ascii="Times New Roman" w:hAnsi="Times New Roman"/>
-                <w:i/>
-                <w:sz w:val="24"/>
-                <w:szCs w:val="24"/>
-              </w:rPr>
-              <w:t>почвенно-растительные условия;</w:t>
+              <w:jc w:val="both"/>
+              <w:rPr>
+                <w:rFonts w:hint="default" w:ascii="Times New Roman" w:hAnsi="Times New Roman"/>
+                <w:i/>
+                <w:color w:val="000000"/>
+                <w:sz w:val="24"/>
+                <w:szCs w:val="24"/>
+              </w:rPr>
+            </w:pPr>
+            <w:r>
+              <w:rPr>
+                <w:rFonts w:hint="default" w:ascii="Times New Roman" w:hAnsi="Times New Roman"/>
+                <w:i/>
+                <w:color w:val="000000"/>
+                <w:sz w:val="24"/>
+                <w:szCs w:val="24"/>
+              </w:rPr>
+              <w:t>инженерно-экологическая изученность территории;</w:t>
             </w:r>
           </w:p>
           <w:p>
@@ -19482,21 +19215,22 @@
               <w:spacing w:after="0" w:line="240" w:lineRule="auto"/>
               <w:jc w:val="both"/>
               <w:rPr>
-                <w:rFonts w:ascii="Times New Roman" w:hAnsi="Times New Roman"/>
-                <w:i/>
-                <w:color w:val="000000"/>
-                <w:sz w:val="24"/>
-                <w:szCs w:val="24"/>
-              </w:rPr>
-            </w:pPr>
-            <w:r>
-              <w:rPr>
-                <w:rFonts w:ascii="Times New Roman" w:hAnsi="Times New Roman"/>
-                <w:i/>
-                <w:sz w:val="24"/>
-                <w:szCs w:val="24"/>
-              </w:rPr>
-              <w:t>животный мир;</w:t>
+                <w:rFonts w:hint="default" w:ascii="Times New Roman" w:hAnsi="Times New Roman"/>
+                <w:i/>
+                <w:color w:val="000000"/>
+                <w:sz w:val="24"/>
+                <w:szCs w:val="24"/>
+              </w:rPr>
+            </w:pPr>
+            <w:r>
+              <w:rPr>
+                <w:rFonts w:hint="default" w:ascii="Times New Roman" w:hAnsi="Times New Roman"/>
+                <w:i/>
+                <w:color w:val="000000"/>
+                <w:sz w:val="24"/>
+                <w:szCs w:val="24"/>
+              </w:rPr>
+              <w:t>краткая характеристика природных и антропогенных условий (в т.ч. климатические условия, ландшафтные условия и рельеф, хозяйственное освоение территории, геоморофологические и геологические условия, гидрологические и гидрогеологические условия, почвенный покров, растительный покров, животный мир, данные об основных источниках загрязнения)</w:t>
             </w:r>
           </w:p>
           <w:p>
@@ -19509,22 +19243,22 @@
               <w:spacing w:after="0" w:line="240" w:lineRule="auto"/>
               <w:jc w:val="both"/>
               <w:rPr>
-                <w:rFonts w:ascii="Times New Roman" w:hAnsi="Times New Roman"/>
-                <w:i/>
-                <w:color w:val="000000"/>
-                <w:sz w:val="24"/>
-                <w:szCs w:val="24"/>
-              </w:rPr>
-            </w:pPr>
-            <w:r>
-              <w:rPr>
-                <w:rFonts w:ascii="Times New Roman" w:hAnsi="Times New Roman"/>
-                <w:i/>
-                <w:color w:val="000000"/>
-                <w:sz w:val="24"/>
-                <w:szCs w:val="24"/>
-              </w:rPr>
-              <w:t>оценка состояния компонентов природной среды, наземных и водных экосистем и их устойчивости к техногенным воздействиям и возможности восстановления;</w:t>
+                <w:rFonts w:hint="default" w:ascii="Times New Roman" w:hAnsi="Times New Roman"/>
+                <w:i/>
+                <w:color w:val="000000"/>
+                <w:sz w:val="24"/>
+                <w:szCs w:val="24"/>
+              </w:rPr>
+            </w:pPr>
+            <w:r>
+              <w:rPr>
+                <w:rFonts w:hint="default" w:ascii="Times New Roman" w:hAnsi="Times New Roman"/>
+                <w:i/>
+                <w:color w:val="000000"/>
+                <w:sz w:val="24"/>
+                <w:szCs w:val="24"/>
+              </w:rPr>
+              <w:t>методика и технология выполнения работ;</w:t>
             </w:r>
           </w:p>
           <w:p>
@@ -19537,75 +19271,22 @@
               <w:spacing w:after="0" w:line="240" w:lineRule="auto"/>
               <w:jc w:val="both"/>
               <w:rPr>
-                <w:rFonts w:ascii="Times New Roman" w:hAnsi="Times New Roman"/>
-                <w:i/>
-                <w:color w:val="000000"/>
-                <w:sz w:val="24"/>
-                <w:szCs w:val="24"/>
-              </w:rPr>
-            </w:pPr>
-            <w:r>
-              <w:rPr>
-                <w:rFonts w:ascii="Times New Roman" w:hAnsi="Times New Roman"/>
-                <w:i/>
-                <w:color w:val="000000"/>
-                <w:sz w:val="24"/>
-                <w:szCs w:val="24"/>
-              </w:rPr>
-              <w:t xml:space="preserve">радиационное, химическое, биологическое и другие виды загрязнений почв (грунтов),</w:t>
-            </w:r>
-            <w:r>
-              <w:rPr>
-                <w:rFonts w:ascii="Times New Roman" w:hAnsi="Times New Roman"/>
-                <w:i/>
-                <w:color w:val="000000"/>
-                <w:sz w:val="24"/>
-                <w:szCs w:val="24"/>
-                <w:highlight w:val="green"/>
-              </w:rPr>
-              <w:t>поверхностных и подземных вод,</w:t>
-            </w:r>
-            <w:r>
-              <w:rPr>
-                <w:rFonts w:ascii="Times New Roman" w:hAnsi="Times New Roman"/>
-                <w:i/>
-                <w:color w:val="000000"/>
-                <w:sz w:val="24"/>
-                <w:szCs w:val="24"/>
-              </w:rPr>
-              <w:t xml:space="preserve"/>
-            </w:r>
-            <w:r>
-              <w:rPr>
-                <w:rFonts w:ascii="Times New Roman" w:hAnsi="Times New Roman"/>
-                <w:i/>
-                <w:color w:val="000000"/>
-                <w:sz w:val="24"/>
-                <w:szCs w:val="24"/>
-                <w:highlight w:val="lightGray"/>
-              </w:rPr>
-              <w:t>атмосферного воздуха; акустическое загрязнение ОС</w:t>
-            </w:r>
-            <w:r>
-              <w:rPr>
-                <w:rFonts w:ascii="Times New Roman" w:hAnsi="Times New Roman"/>
-                <w:i/>
-                <w:color w:val="000000"/>
-                <w:sz w:val="24"/>
-                <w:szCs w:val="24"/>
-                <w:highlight w:val="cyan"/>
-              </w:rPr>
-              <w:t>, оценка вибрации, измерение параметров электромагнитного поля</w:t>
-            </w:r>
-            <w:r>
-              <w:rPr>
-                <w:rFonts w:ascii="Times New Roman" w:hAnsi="Times New Roman"/>
-                <w:i/>
-                <w:color w:val="000000"/>
-                <w:sz w:val="24"/>
-                <w:szCs w:val="24"/>
-              </w:rPr>
-              <w:t>;</w:t>
+                <w:rFonts w:hint="default" w:ascii="Times New Roman" w:hAnsi="Times New Roman"/>
+                <w:i/>
+                <w:color w:val="000000"/>
+                <w:sz w:val="24"/>
+                <w:szCs w:val="24"/>
+              </w:rPr>
+            </w:pPr>
+            <w:r>
+              <w:rPr>
+                <w:rFonts w:hint="default" w:ascii="Times New Roman" w:hAnsi="Times New Roman"/>
+                <w:i/>
+                <w:color w:val="000000"/>
+                <w:sz w:val="24"/>
+                <w:szCs w:val="24"/>
+              </w:rPr>
+              <w:t>результаты инженерно-экологических работ и исследований (в т.ч. радиационное, химическое, биологическое и другие виды загрязнений почв (грунтов), поверхностных и подземных вод, атмосферного воздуха; акустическое загрязнение ОС, оценка вибрации, измерение параметров электромагнитного поля; определение класса опасности грунта с применением Критерия (2)  (биотестирование водной вытяжки с возможностью присвоения V класса опасности));</w:t>
             </w:r>
           </w:p>
           <w:p>
@@ -19618,22 +19299,22 @@
               <w:spacing w:after="0" w:line="240" w:lineRule="auto"/>
               <w:jc w:val="both"/>
               <w:rPr>
-                <w:rFonts w:ascii="Times New Roman" w:hAnsi="Times New Roman"/>
-                <w:i/>
-                <w:color w:val="000000"/>
-                <w:sz w:val="24"/>
-                <w:szCs w:val="24"/>
-              </w:rPr>
-            </w:pPr>
-            <w:r>
-              <w:rPr>
-                <w:rFonts w:ascii="Times New Roman" w:hAnsi="Times New Roman"/>
-                <w:i/>
-                <w:color w:val="000000"/>
-                <w:sz w:val="24"/>
-                <w:szCs w:val="24"/>
-              </w:rPr>
-              <w:t>определение класса опасности грунта с применением Критерия (2)  (биотестирование водной вытяжки с возможностью присвоения V класса опасности);</w:t>
+                <w:rFonts w:hint="default" w:ascii="Times New Roman" w:hAnsi="Times New Roman"/>
+                <w:i/>
+                <w:color w:val="000000"/>
+                <w:sz w:val="24"/>
+                <w:szCs w:val="24"/>
+              </w:rPr>
+            </w:pPr>
+            <w:r>
+              <w:rPr>
+                <w:rFonts w:hint="default" w:ascii="Times New Roman" w:hAnsi="Times New Roman"/>
+                <w:i/>
+                <w:color w:val="000000"/>
+                <w:sz w:val="24"/>
+                <w:szCs w:val="24"/>
+              </w:rPr>
+              <w:t>санитарно-эпидемиологическое состояние компонентов природной среды;</w:t>
             </w:r>
           </w:p>
           <w:p>
@@ -19646,22 +19327,22 @@
               <w:spacing w:after="0" w:line="240" w:lineRule="auto"/>
               <w:jc w:val="both"/>
               <w:rPr>
-                <w:rFonts w:ascii="Times New Roman" w:hAnsi="Times New Roman"/>
-                <w:i/>
-                <w:color w:val="000000"/>
-                <w:sz w:val="24"/>
-                <w:szCs w:val="24"/>
-              </w:rPr>
-            </w:pPr>
-            <w:r>
-              <w:rPr>
-                <w:rFonts w:ascii="Times New Roman" w:hAnsi="Times New Roman"/>
-                <w:i/>
-                <w:color w:val="000000"/>
-                <w:sz w:val="24"/>
-                <w:szCs w:val="24"/>
-              </w:rPr>
-              <w:t>санитарно-эпидемиологическое состояние компонентов природной среды;</w:t>
+                <w:rFonts w:hint="default" w:ascii="Times New Roman" w:hAnsi="Times New Roman"/>
+                <w:i/>
+                <w:color w:val="000000"/>
+                <w:sz w:val="24"/>
+                <w:szCs w:val="24"/>
+              </w:rPr>
+            </w:pPr>
+            <w:r>
+              <w:rPr>
+                <w:rFonts w:hint="default" w:ascii="Times New Roman" w:hAnsi="Times New Roman"/>
+                <w:i/>
+                <w:color w:val="000000"/>
+                <w:sz w:val="24"/>
+                <w:szCs w:val="24"/>
+              </w:rPr>
+              <w:t>сведения о наличии зон с особыми условиями использования территории;</w:t>
             </w:r>
           </w:p>
           <w:p>
@@ -19674,22 +19355,22 @@
               <w:spacing w:after="0" w:line="240" w:lineRule="auto"/>
               <w:jc w:val="both"/>
               <w:rPr>
-                <w:rFonts w:ascii="Times New Roman" w:hAnsi="Times New Roman"/>
-                <w:i/>
-                <w:color w:val="000000"/>
-                <w:sz w:val="24"/>
-                <w:szCs w:val="24"/>
-              </w:rPr>
-            </w:pPr>
-            <w:r>
-              <w:rPr>
-                <w:rFonts w:ascii="Times New Roman" w:hAnsi="Times New Roman"/>
-                <w:i/>
-                <w:color w:val="000000"/>
-                <w:sz w:val="24"/>
-                <w:szCs w:val="24"/>
-              </w:rPr>
-              <w:t>сведения о наличии зон с особыми условиями использования территории;</w:t>
+                <w:rFonts w:hint="default" w:ascii="Times New Roman" w:hAnsi="Times New Roman"/>
+                <w:i/>
+                <w:color w:val="000000"/>
+                <w:sz w:val="24"/>
+                <w:szCs w:val="24"/>
+              </w:rPr>
+            </w:pPr>
+            <w:r>
+              <w:rPr>
+                <w:rFonts w:hint="default" w:ascii="Times New Roman" w:hAnsi="Times New Roman"/>
+                <w:i/>
+                <w:color w:val="000000"/>
+                <w:sz w:val="24"/>
+                <w:szCs w:val="24"/>
+              </w:rPr>
+              <w:t>сведения по контролю качества и приемке работ;</w:t>
             </w:r>
           </w:p>
           <w:p>
@@ -19702,22 +19383,22 @@
               <w:spacing w:after="0" w:line="240" w:lineRule="auto"/>
               <w:jc w:val="both"/>
               <w:rPr>
-                <w:rFonts w:ascii="Times New Roman" w:hAnsi="Times New Roman"/>
-                <w:i/>
-                <w:color w:val="000000"/>
-                <w:sz w:val="24"/>
-                <w:szCs w:val="24"/>
-              </w:rPr>
-            </w:pPr>
-            <w:r>
-              <w:rPr>
-                <w:rFonts w:ascii="Times New Roman" w:hAnsi="Times New Roman"/>
-                <w:i/>
-                <w:color w:val="000000"/>
-                <w:sz w:val="24"/>
-                <w:szCs w:val="24"/>
-              </w:rPr>
-              <w:t>текстовые приложения (акты отбора проб, протоколы лабораторных исследований и пр.);</w:t>
+                <w:rFonts w:hint="default" w:ascii="Times New Roman" w:hAnsi="Times New Roman"/>
+                <w:i/>
+                <w:color w:val="000000"/>
+                <w:sz w:val="24"/>
+                <w:szCs w:val="24"/>
+              </w:rPr>
+            </w:pPr>
+            <w:r>
+              <w:rPr>
+                <w:rFonts w:hint="default" w:ascii="Times New Roman" w:hAnsi="Times New Roman"/>
+                <w:i/>
+                <w:color w:val="000000"/>
+                <w:sz w:val="24"/>
+                <w:szCs w:val="24"/>
+              </w:rPr>
+              <w:t>заключение;</w:t>
             </w:r>
           </w:p>
           <w:p>
@@ -19740,6 +19421,65 @@
             </w:pPr>
             <w:r>
               <w:rPr>
+                <w:rFonts w:hint="default" w:ascii="Times New Roman" w:hAnsi="Times New Roman"/>
+                <w:i/>
+                <w:color w:val="000000"/>
+                <w:sz w:val="24"/>
+                <w:szCs w:val="24"/>
+              </w:rPr>
+              <w:t>спользованные документы и материалы;</w:t>
+            </w:r>
+          </w:p>
+          <w:p>
+            <w:pPr>
+              <w:pStyle w:val="28"/>
+              <w:numPr>
+                <w:ilvl w:val="0"/>
+                <w:numId w:val="4"/>
+              </w:numPr>
+              <w:spacing w:after="0" w:line="240" w:lineRule="auto"/>
+              <w:jc w:val="both"/>
+              <w:rPr>
+                <w:rFonts w:ascii="Times New Roman" w:hAnsi="Times New Roman"/>
+                <w:i/>
+                <w:color w:val="000000"/>
+                <w:sz w:val="24"/>
+                <w:szCs w:val="24"/>
+                <w:highlight w:val="yellow"/>
+              </w:rPr>
+            </w:pPr>
+            <w:r>
+              <w:rPr>
+                <w:rFonts w:hint="default" w:ascii="Times New Roman" w:hAnsi="Times New Roman"/>
+                <w:i/>
+                <w:color w:val="000000"/>
+                <w:sz w:val="24"/>
+                <w:szCs w:val="24"/>
+              </w:rPr>
+              <w:t>текстовые приложения (акты отбора проб, протоколы лабораторных исследований и пр.);</w:t>
+            </w:r>
+          </w:p>
+          <w:bookmarkEnd w:id="6"/>
+          <w:p>
+            <w:pPr>
+              <w:pStyle w:val="28"/>
+              <w:numPr>
+                <w:ilvl w:val="0"/>
+                <w:numId w:val="4"/>
+              </w:numPr>
+              <w:spacing w:after="0" w:line="240" w:lineRule="auto"/>
+              <w:jc w:val="both"/>
+              <w:rPr>
+                <w:rFonts w:ascii="Times New Roman" w:hAnsi="Times New Roman"/>
+                <w:i/>
+                <w:color w:val="000000"/>
+                <w:sz w:val="24"/>
+                <w:szCs w:val="24"/>
+                <w:highlight w:val="yellow"/>
+              </w:rPr>
+            </w:pPr>
+            <w:r>
+              <w:rPr>
                 <w:rFonts w:ascii="Times New Roman" w:hAnsi="Times New Roman"/>
                 <w:i/>
                 <w:sz w:val="24"/>
@@ -19808,7 +19548,7 @@
                 <w:szCs w:val="24"/>
                 <w:highlight w:val="yellow"/>
               </w:rPr>
-              <w:t xml:space="preserve">),</w:t>
+              <w:t>),</w:t>
             </w:r>
             <w:r>
               <w:rPr>
@@ -19830,7 +19570,7 @@
                 <w:szCs w:val="24"/>
                 <w:highlight w:val="green"/>
               </w:rPr>
-              <w:t xml:space="preserve">М 1:500</w:t>
+              <w:t>М 1:500</w:t>
             </w:r>
             <w:r>
               <w:rPr>
@@ -20366,7 +20106,7 @@
                 <w:szCs w:val="24"/>
                 <w:highlight w:val="green"/>
               </w:rPr>
-              <w:t xml:space="preserve">),</w:t>
+              <w:t>),</w:t>
             </w:r>
             <w:r>
               <w:rPr>
@@ -20388,7 +20128,7 @@
                 <w:szCs w:val="24"/>
                 <w:highlight w:val="yellow"/>
               </w:rPr>
-              <w:t xml:space="preserve">М 1:500-</w:t>
+              <w:t>М 1:500-</w:t>
             </w:r>
             <w:r>
               <w:rPr>
@@ -20435,7 +20175,7 @@
                 <w:sz w:val="24"/>
                 <w:szCs w:val="24"/>
               </w:rPr>
-              <w:t xml:space="preserve">Срок представления:</w:t>
+              <w:t>Срок представления:</w:t>
             </w:r>
             <w:r>
               <w:rPr>
@@ -20553,7 +20293,7 @@
                 <w:sz w:val="24"/>
                 <w:szCs w:val="20"/>
               </w:rPr>
-              <w:t xml:space="preserve">Количество экземпляров в электронном виде – 1 экз.</w:t>
+              <w:t>Количество экземпляров в электронном виде – 1 экз.</w:t>
             </w:r>
           </w:p>
           <w:p>
@@ -20584,7 +20324,7 @@
                 <w:sz w:val="24"/>
                 <w:szCs w:val="20"/>
               </w:rPr>
-              <w:t xml:space="preserve">на бумажном носителе –</w:t>
+              <w:t>на бумажном носителе –</w:t>
             </w:r>
             <w:r>
               <w:rPr>
@@ -20594,17 +20334,6 @@
                 <w:szCs w:val="24"/>
               </w:rPr>
               <w:t>3</w:t>
-            </w:r>
-            <w:r>
-              <w:rPr>
-                <w:rFonts w:ascii="Times New Roman" w:hAnsi="Times New Roman"/>
-                <w:bCs/>
-                <w:i/>
-                <w:color w:val="000000"/>
-                <w:sz w:val="24"/>
-                <w:szCs w:val="24"/>
-              </w:rPr>
-              <w:t xml:space="preserve"/>
             </w:r>
             <w:r>
               <w:rPr>
@@ -20645,7 +20374,7 @@
                 <w:color w:val="000000"/>
                 <w:sz w:val="24"/>
               </w:rPr>
-              <w:t xml:space="preserve">на электронном носителе –</w:t>
+              <w:t>на электронном носителе –</w:t>
             </w:r>
             <w:r>
               <w:rPr>
@@ -20749,7 +20478,7 @@
                 <w:sz w:val="24"/>
                 <w:szCs w:val="24"/>
               </w:rPr>
-              <w:t xml:space="preserve">В не редактируемом формате .pdf, подписанный УКЭП исполнителей и руководителя организации, и редактируемом формате (.dwg, .xls, .doc).</w:t>
+              <w:t>В не редактируемом формате .pdf, подписанный УКЭП исполнителей и руководителя организации, и редактируемом формате (.dwg, .xls, .doc).</w:t>
             </w:r>
           </w:p>
           <w:p>
@@ -20775,7 +20504,7 @@
                 <w:sz w:val="24"/>
                 <w:szCs w:val="24"/>
               </w:rPr>
-              <w:t xml:space="preserve">Документация в электронном виде формируется в соответствии с Требованиями к предоставлению Документации в электронном виде (Приложение к Договору).</w:t>
+              <w:t>Документация в электронном виде формируется в соответствии с Требованиями к предоставлению Документации в электронном виде (Приложение к Договору).</w:t>
             </w:r>
           </w:p>
           <w:p>
@@ -20801,7 +20530,7 @@
                 <w:sz w:val="24"/>
                 <w:szCs w:val="24"/>
               </w:rPr>
-              <w:t xml:space="preserve">Состав и структура электронной версии технической документации должны быть идентичны бумажному оригиналу; документация на электронном носителе в соответствии с Приказом Минстроя России № 783/пр от 12.05.2017 «Об утверждении  требований к формату электронных документов, представляемых для проведения государственной экспертизы проектной документации и (или) результатов инженерных изысканий и проверки достоверности определения сметной стоимости строительства, реконструкции, капитального ремонта объектов капитального строительства», предоставляется в следующих форматах: pdf, doc, docx,</w:t>
+              <w:t>Состав и структура электронной версии технической документации должны быть идентичны бумажному оригиналу; документация на электронном носителе в соответствии с Приказом Минстроя России № 783/пр от 12.05.2017 «Об утверждении  требований к формату электронных документов, представляемых для проведения государственной экспертизы проектной документации и (или) результатов инженерных изысканий и проверки достоверности определения сметной стоимости строительства, реконструкции, капитального ремонта объектов капитального строительства», предоставляется в следующих форматах: pdf, doc, docx,</w:t>
             </w:r>
             <w:r>
               <w:rPr>
@@ -21086,7 +20815,7 @@
                 <w:szCs w:val="24"/>
                 <w:highlight w:val="yellow"/>
               </w:rPr>
-              <w:t xml:space="preserve">период эксплуатации: не является объектом негативного воздействия.</w:t>
+              <w:t>период эксплуатации: не является объектом негативного воздействия.</w:t>
             </w:r>
             <w:r>
               <w:rPr>
@@ -21343,7 +21072,7 @@
                 <w:sz w:val="24"/>
                 <w:szCs w:val="24"/>
               </w:rPr>
-              <w:t xml:space="preserve">Под зоной воздействия понимается район, прилегающий к территории строительства</w:t>
+              <w:t>Под зоной воздействия понимается район, прилегающий к территории строительства</w:t>
             </w:r>
             <w:r>
               <w:rPr>
@@ -21532,7 +21261,7 @@
                 <w:sz w:val="24"/>
                 <w:szCs w:val="24"/>
               </w:rPr>
-              <w:t xml:space="preserve">Границы ИЭИ продиктованы зоной влияния проектируемого объекта</w:t>
+              <w:t>Границы ИЭИ продиктованы зоной влияния проектируемого объекта</w:t>
             </w:r>
             <w:r>
               <w:rPr>
@@ -21566,7 +21295,7 @@
                 <w:sz w:val="24"/>
                 <w:szCs w:val="24"/>
               </w:rPr>
-              <w:t xml:space="preserve">.</w:t>
+              <w:t>.</w:t>
             </w:r>
           </w:p>
         </w:tc>
@@ -21784,22 +21513,7 @@
           <w:sz w:val="24"/>
           <w:szCs w:val="24"/>
         </w:rPr>
-        <w:t xml:space="preserve">Заместитель директора - главный инженер</w:t>
-      </w:r>
-      <w:r>
-        <w:rPr>
-          <w:sz w:val="24"/>
-          <w:szCs w:val="24"/>
-        </w:rPr>
-        <w:t xml:space="preserve"/>
-      </w:r>
-      <w:r>
-        <w:rPr>
-          <w:color w:val="000000"/>
-          <w:sz w:val="24"/>
-          <w:szCs w:val="24"/>
-        </w:rPr>
-        <w:t>Т.С.Матвеева</w:t>
+        <w:t>Заместитель директора - главный инженерТ.С.Матвеева</w:t>
       </w:r>
     </w:p>
     <w:p>
@@ -21936,22 +21650,7 @@
           <w:sz w:val="24"/>
           <w:szCs w:val="24"/>
         </w:rPr>
-        <w:t xml:space="preserve">Главный специалист отдела КИИМ</w:t>
-      </w:r>
-      <w:r>
-        <w:rPr>
-          <w:sz w:val="24"/>
-          <w:szCs w:val="24"/>
-        </w:rPr>
-        <w:t xml:space="preserve"/>
-      </w:r>
-      <w:r>
-        <w:rPr>
-          <w:color w:val="000000"/>
-          <w:sz w:val="24"/>
-          <w:szCs w:val="24"/>
-        </w:rPr>
-        <w:t>И.М.Бурнацкая</w:t>
+        <w:t>Главный специалист отдела КИИМИ.М.Бурнацкая</w:t>
       </w:r>
     </w:p>
     <w:p>
@@ -22077,14 +21776,6 @@
           <w:sz w:val="20"/>
         </w:rPr>
         <w:t>НРС</w:t>
-      </w:r>
-      <w:r>
-        <w:rPr>
-          <w:bCs/>
-          <w:sz w:val="20"/>
-          <w:vertAlign w:val="superscript"/>
-        </w:rPr>
-        <w:t xml:space="preserve"/>
       </w:r>
       <w:r>
         <w:rPr>
@@ -24331,7 +24022,7 @@
   <w:docDefaults>
     <w:rPrDefault>
       <w:rPr>
-        <w:rFonts w:ascii="Times New Roman" w:hAnsi="Times New Roman" w:eastAsia="Times New Roman" w:cs="Times New Roman"/>
+        <w:rFonts w:ascii="Times New Roman" w:hAnsi="Times New Roman" w:eastAsia="SimSun" w:cs="Times New Roman"/>
       </w:rPr>
     </w:rPrDefault>
     <w:pPrDefault/>
